--- a/examples/generated/invoice.docx
+++ b/examples/generated/invoice.docx
@@ -385,7 +385,7 @@
 </file>
 
 <file path=word/styles.xml><?xml version="1.0" encoding="utf-8"?>
-<w:styles xmlns:w="http://schemas.openxmlformats.org/wordprocessingml/2006/main" xmlns:mc="http://schemas.openxmlformats.org/markup-compatibility/2006" xmlns:r="http://schemas.openxmlformats.org/officeDocument/2006/relationships" xmlns:w14="http://schemas.microsoft.com/office/word/2010/wordml" xmlns:w15="http://schemas.microsoft.com/office/word/2012/wordml" xmlns:w16cex="http://schemas.microsoft.com/office/word/2018/wordml/cex" xmlns:w16cid="http://schemas.microsoft.com/office/word/2016/wordml/cid" xmlns:w16="http://schemas.microsoft.com/office/word/2018/wordml" xmlns:w16du="http://schemas.microsoft.com/office/word/2023/wordml/word16du" xmlns:w16sdtdh="http://schemas.microsoft.com/office/word/2020/wordml/sdtdatahash" xmlns:w16sdtfl="http://schemas.microsoft.com/office/word/2024/wordml/sdtformatlock" xmlns:w16se="http://schemas.microsoft.com/office/word/2015/wordml/symex" mc:Ignorable="w14 w15 w16se w16cid w16 w16cex w16sdtdh w16sdtfl w16du">
+<w:styles xmlns:w="http://schemas.openxmlformats.org/wordprocessingml/2006/main" xmlns:mc="http://schemas.openxmlformats.org/markup-compatibility/2006" xmlns:r="http://schemas.openxmlformats.org/officeDocument/2006/relationships" xmlns:w14="http://schemas.microsoft.com/office/word/2010/wordml" xmlns:w15="http://schemas.microsoft.com/office/word/2012/wordml" xmlns:wp14="http://schemas.microsoft.com/office/word/2010/wordprocessingDrawing" xmlns:w16cex="http://schemas.microsoft.com/office/word/2018/wordml/cex" xmlns:w16cid="http://schemas.microsoft.com/office/word/2016/wordml/cid" xmlns:w16="http://schemas.microsoft.com/office/word/2018/wordml" xmlns:w16du="http://schemas.microsoft.com/office/word/2023/wordml/word16du" xmlns:w16sdtdh="http://schemas.microsoft.com/office/word/2020/wordml/sdtdatahash" xmlns:w16sdtfl="http://schemas.microsoft.com/office/word/2024/wordml/sdtformatlock" xmlns:w16se="http://schemas.microsoft.com/office/word/2015/wordml/symex" mc:Ignorable="w14 w15 w16se w16cid w16 w16cex w16sdtdh w16sdtfl w16du">
   <w:docDefaults>
     <w:rPrDefault>
       <w:rPr>
@@ -1030,11 +1030,142 @@
         <a:cs typeface="Noto Sans Arabic"/>
       </a:minorFont>
     </a:fontScheme>
-    <a:fmtScheme>
-      <a:fillStyleLst/>
-      <a:lnStyleLst/>
-      <a:effectStyleLst/>
-      <a:bgFillStyleLst/>
+    <a:fmtScheme name="Office">
+      <a:fillStyleLst>
+        <a:solidFill>
+          <a:schemeClr val="phClr"/>
+        </a:solidFill>
+        <a:gradFill rotWithShape="1">
+          <a:gsLst>
+            <a:gs pos="0">
+              <a:schemeClr val="phClr">
+                <a:lumMod val="110000"/>
+                <a:satMod val="105000"/>
+                <a:tint val="67000"/>
+              </a:schemeClr>
+            </a:gs>
+            <a:gs pos="50000">
+              <a:schemeClr val="phClr">
+                <a:lumMod val="105000"/>
+                <a:satMod val="103000"/>
+                <a:tint val="73000"/>
+              </a:schemeClr>
+            </a:gs>
+            <a:gs pos="100000">
+              <a:schemeClr val="phClr">
+                <a:lumMod val="105000"/>
+                <a:satMod val="109000"/>
+                <a:tint val="81000"/>
+              </a:schemeClr>
+            </a:gs>
+          </a:gsLst>
+          <a:lin ang="5400000" scaled="0"/>
+        </a:gradFill>
+        <a:gradFill rotWithShape="1">
+          <a:gsLst>
+            <a:gs pos="0">
+              <a:schemeClr val="phClr">
+                <a:satMod val="103000"/>
+                <a:lumMod val="102000"/>
+                <a:tint val="94000"/>
+              </a:schemeClr>
+            </a:gs>
+            <a:gs pos="50000">
+              <a:schemeClr val="phClr">
+                <a:satMod val="110000"/>
+                <a:lumMod val="100000"/>
+                <a:shade val="100000"/>
+              </a:schemeClr>
+            </a:gs>
+            <a:gs pos="100000">
+              <a:schemeClr val="phClr">
+                <a:lumMod val="99000"/>
+                <a:satMod val="120000"/>
+                <a:shade val="78000"/>
+              </a:schemeClr>
+            </a:gs>
+          </a:gsLst>
+          <a:lin ang="5400000" scaled="0"/>
+        </a:gradFill>
+      </a:fillStyleLst>
+      <a:lnStyleLst>
+        <a:ln w="12700" cap="flat" cmpd="sng" algn="ctr">
+          <a:solidFill>
+            <a:schemeClr val="phClr"/>
+          </a:solidFill>
+          <a:prstDash val="solid"/>
+          <a:miter lim="800000"/>
+        </a:ln>
+        <a:ln w="19050" cap="flat" cmpd="sng" algn="ctr">
+          <a:solidFill>
+            <a:schemeClr val="phClr"/>
+          </a:solidFill>
+          <a:prstDash val="solid"/>
+          <a:miter lim="800000"/>
+        </a:ln>
+        <a:ln w="25400" cap="flat" cmpd="sng" algn="ctr">
+          <a:solidFill>
+            <a:schemeClr val="phClr"/>
+          </a:solidFill>
+          <a:prstDash val="solid"/>
+          <a:miter lim="800000"/>
+        </a:ln>
+      </a:lnStyleLst>
+      <a:effectStyleLst>
+        <a:effectStyle>
+          <a:effectLst/>
+        </a:effectStyle>
+        <a:effectStyle>
+          <a:effectLst/>
+        </a:effectStyle>
+        <a:effectStyle>
+          <a:effectLst>
+            <a:outerShdw blurRad="57150" dist="19050" dir="5400000" algn="ctr" rotWithShape="0">
+              <a:srgbClr val="000000">
+                <a:alpha val="63000"/>
+              </a:srgbClr>
+            </a:outerShdw>
+          </a:effectLst>
+        </a:effectStyle>
+      </a:effectStyleLst>
+      <a:bgFillStyleLst>
+        <a:solidFill>
+          <a:schemeClr val="phClr"/>
+        </a:solidFill>
+        <a:solidFill>
+          <a:schemeClr val="phClr">
+            <a:tint val="95000"/>
+            <a:satMod val="170000"/>
+          </a:schemeClr>
+        </a:solidFill>
+        <a:gradFill rotWithShape="1">
+          <a:gsLst>
+            <a:gs pos="0">
+              <a:schemeClr val="phClr">
+                <a:tint val="93000"/>
+                <a:satMod val="150000"/>
+                <a:shade val="98000"/>
+                <a:lumMod val="102000"/>
+              </a:schemeClr>
+            </a:gs>
+            <a:gs pos="50000">
+              <a:schemeClr val="phClr">
+                <a:tint val="98000"/>
+                <a:satMod val="130000"/>
+                <a:shade val="90000"/>
+                <a:lumMod val="103000"/>
+              </a:schemeClr>
+            </a:gs>
+            <a:gs pos="100000">
+              <a:schemeClr val="phClr">
+                <a:shade val="63000"/>
+                <a:satMod val="120000"/>
+              </a:schemeClr>
+            </a:gs>
+          </a:gsLst>
+          <a:lin ang="5400000" scaled="0"/>
+        </a:gradFill>
+      </a:bgFillStyleLst>
     </a:fmtScheme>
   </a:themeElements>
   <a:objectDefaults/>

--- a/examples/generated/invoice.docx
+++ b/examples/generated/invoice.docx
@@ -1,6 +1,6 @@
 
 <file path=word/document.xml><?xml version="1.0" encoding="utf-8"?>
-<w:document xmlns:w="http://schemas.openxmlformats.org/wordprocessingml/2006/main" xmlns:wpc="http://schemas.microsoft.com/office/word/2010/wordprocessingCanvas" xmlns:cx="http://schemas.microsoft.com/office/drawing/2014/chartex" xmlns:cx1="http://schemas.microsoft.com/office/drawing/2015/9/8/chartex" xmlns:cx2="http://schemas.microsoft.com/office/drawing/2015/10/21/chartex" xmlns:cx3="http://schemas.microsoft.com/office/drawing/2016/5/9/chartex" xmlns:cx4="http://schemas.microsoft.com/office/drawing/2016/5/10/chartex" xmlns:cx5="http://schemas.microsoft.com/office/drawing/2016/5/11/chartex" xmlns:cx6="http://schemas.microsoft.com/office/drawing/2016/5/12/chartex" xmlns:cx7="http://schemas.microsoft.com/office/drawing/2016/5/13/chartex" xmlns:cx8="http://schemas.microsoft.com/office/drawing/2016/5/14/chartex" xmlns:mc="http://schemas.openxmlformats.org/markup-compatibility/2006" xmlns:aink="http://schemas.microsoft.com/office/drawing/2016/ink" xmlns:am3d="http://schemas.microsoft.com/office/drawing/2017/model3d" xmlns:o="urn:schemas-microsoft-com:office:office" xmlns:oel="http://schemas.microsoft.com/office/2019/extlst" xmlns:r="http://schemas.openxmlformats.org/officeDocument/2006/relationships" xmlns:m="http://schemas.openxmlformats.org/officeDocument/2006/math" xmlns:v="urn:schemas-microsoft-com:vml" xmlns:wp14="http://schemas.microsoft.com/office/word/2010/wordprocessingDrawing" xmlns:wp="http://schemas.openxmlformats.org/drawingml/2006/wordprocessingDrawing" xmlns:w10="urn:schemas-microsoft-com:office:word" xmlns:w14="http://schemas.microsoft.com/office/word/2010/wordml" xmlns:w15="http://schemas.microsoft.com/office/word/2012/wordml" xmlns:w16cex="http://schemas.microsoft.com/office/word/2018/wordml/cex" xmlns:w16cid="http://schemas.microsoft.com/office/word/2016/wordml/cid" xmlns:w16="http://schemas.microsoft.com/office/word/2018/wordml" xmlns:w16du="http://schemas.microsoft.com/office/word/2023/wordml/word16du" xmlns:w16sdtdh="http://schemas.microsoft.com/office/word/2020/wordml/sdtdatahash" xmlns:w16sdtfl="http://schemas.microsoft.com/office/word/2024/wordml/sdtformatlock" xmlns:w16se="http://schemas.microsoft.com/office/word/2015/wordml/symex" xmlns:wpg="http://schemas.microsoft.com/office/word/2010/wordprocessingGroup" xmlns:wpi="http://schemas.microsoft.com/office/word/2010/wordprocessingInk" xmlns:wne="http://schemas.microsoft.com/office/word/2006/wordml" xmlns:wps="http://schemas.microsoft.com/office/word/2010/wordprocessingShape" mc:Ignorable="w14 w15 w16se w16cid w16 w16cex w16sdtdh w16sdtfl w16du wp14">
+<w:document xmlns:w="http://schemas.openxmlformats.org/wordprocessingml/2006/main" xmlns:wpc="http://schemas.microsoft.com/office/word/2010/wordprocessingCanvas" xmlns:cx="http://schemas.microsoft.com/office/drawing/2014/chartex" xmlns:cx1="http://schemas.microsoft.com/office/drawing/2015/9/8/chartex" xmlns:cx2="http://schemas.microsoft.com/office/drawing/2015/10/21/chartex" xmlns:cx3="http://schemas.microsoft.com/office/drawing/2016/5/9/chartex" xmlns:cx4="http://schemas.microsoft.com/office/drawing/2016/5/10/chartex" xmlns:cx5="http://schemas.microsoft.com/office/drawing/2016/5/11/chartex" xmlns:cx6="http://schemas.microsoft.com/office/drawing/2016/5/12/chartex" xmlns:cx7="http://schemas.microsoft.com/office/drawing/2016/5/13/chartex" xmlns:cx8="http://schemas.microsoft.com/office/drawing/2016/5/14/chartex" xmlns:mc="http://schemas.openxmlformats.org/markup-compatibility/2006" xmlns:aink="http://schemas.microsoft.com/office/drawing/2016/ink" xmlns:am3d="http://schemas.microsoft.com/office/drawing/2017/model3d" xmlns:o="urn:schemas-microsoft-com:office:office" xmlns:oel="http://schemas.microsoft.com/office/2019/extlst" xmlns:r="http://schemas.openxmlformats.org/officeDocument/2006/relationships" xmlns:m="http://schemas.openxmlformats.org/officeDocument/2006/math" xmlns:v="urn:schemas-microsoft-com:vml" xmlns:wp14="http://schemas.microsoft.com/office/word/2010/wordprocessingDrawing" xmlns:wp="http://schemas.openxmlformats.org/drawingml/2006/wordprocessingDrawing" xmlns:w10="urn:schemas-microsoft-com:office:word" xmlns:w14="http://schemas.microsoft.com/office/word/2010/wordml" xmlns:w15="http://schemas.microsoft.com/office/word/2012/wordml" xmlns:w16cex="http://schemas.microsoft.com/office/word/2018/wordml/cex" xmlns:w16cid="http://schemas.microsoft.com/office/word/2016/wordml/cid" xmlns:w16="http://schemas.microsoft.com/office/word/2018/wordml" xmlns:w16du="http://schemas.microsoft.com/office/word/2023/wordml/word16du" xmlns:w16sdtdh="http://schemas.microsoft.com/office/word/2020/wordml/sdtdatahash" xmlns:w16sdtfl="http://schemas.microsoft.com/office/word/2024/wordml/sdtformatlock" xmlns:w16se="http://schemas.microsoft.com/office/word/2015/wordml/symex" xmlns:wpg="http://schemas.microsoft.com/office/word/2010/wordprocessingGroup" xmlns:wpi="http://schemas.microsoft.com/office/word/2010/wordprocessingInk" xmlns:wne="http://schemas.microsoft.com/office/word/2006/wordml" xmlns:wps="http://schemas.microsoft.com/office/word/2010/wordprocessingShape" mc:Ignorable="w14">
   <w:body>
     <w:p>
       <w:r>
@@ -385,7 +385,7 @@
 </file>
 
 <file path=word/styles.xml><?xml version="1.0" encoding="utf-8"?>
-<w:styles xmlns:w="http://schemas.openxmlformats.org/wordprocessingml/2006/main" xmlns:mc="http://schemas.openxmlformats.org/markup-compatibility/2006" xmlns:r="http://schemas.openxmlformats.org/officeDocument/2006/relationships" xmlns:w14="http://schemas.microsoft.com/office/word/2010/wordml" xmlns:w15="http://schemas.microsoft.com/office/word/2012/wordml" xmlns:wp14="http://schemas.microsoft.com/office/word/2010/wordprocessingDrawing" xmlns:w16cex="http://schemas.microsoft.com/office/word/2018/wordml/cex" xmlns:w16cid="http://schemas.microsoft.com/office/word/2016/wordml/cid" xmlns:w16="http://schemas.microsoft.com/office/word/2018/wordml" xmlns:w16du="http://schemas.microsoft.com/office/word/2023/wordml/word16du" xmlns:w16sdtdh="http://schemas.microsoft.com/office/word/2020/wordml/sdtdatahash" xmlns:w16sdtfl="http://schemas.microsoft.com/office/word/2024/wordml/sdtformatlock" xmlns:w16se="http://schemas.microsoft.com/office/word/2015/wordml/symex" mc:Ignorable="w14 w15 w16se w16cid w16 w16cex w16sdtdh w16sdtfl w16du">
+<w:styles xmlns:w="http://schemas.openxmlformats.org/wordprocessingml/2006/main" xmlns:mc="http://schemas.openxmlformats.org/markup-compatibility/2006" xmlns:r="http://schemas.openxmlformats.org/officeDocument/2006/relationships" xmlns:w14="http://schemas.microsoft.com/office/word/2010/wordml" xmlns:w15="http://schemas.microsoft.com/office/word/2012/wordml" xmlns:wp14="http://schemas.microsoft.com/office/word/2010/wordprocessingDrawing" xmlns:w16cex="http://schemas.microsoft.com/office/word/2018/wordml/cex" xmlns:w16cid="http://schemas.microsoft.com/office/word/2016/wordml/cid" xmlns:w16="http://schemas.microsoft.com/office/word/2018/wordml" xmlns:w16du="http://schemas.microsoft.com/office/word/2023/wordml/word16du" xmlns:w16sdtdh="http://schemas.microsoft.com/office/word/2020/wordml/sdtdatahash" xmlns:w16sdtfl="http://schemas.microsoft.com/office/word/2024/wordml/sdtformatlock" xmlns:w16se="http://schemas.microsoft.com/office/word/2015/wordml/symex">
   <w:docDefaults>
     <w:rPrDefault>
       <w:rPr>

--- a/examples/generated/invoice.docx
+++ b/examples/generated/invoice.docx
@@ -1,6 +1,6 @@
 
 <file path=word/document.xml><?xml version="1.0" encoding="utf-8"?>
-<w:document xmlns:w="http://schemas.openxmlformats.org/wordprocessingml/2006/main" xmlns:wpc="http://schemas.microsoft.com/office/word/2010/wordprocessingCanvas" xmlns:cx="http://schemas.microsoft.com/office/drawing/2014/chartex" xmlns:cx1="http://schemas.microsoft.com/office/drawing/2015/9/8/chartex" xmlns:cx2="http://schemas.microsoft.com/office/drawing/2015/10/21/chartex" xmlns:cx3="http://schemas.microsoft.com/office/drawing/2016/5/9/chartex" xmlns:cx4="http://schemas.microsoft.com/office/drawing/2016/5/10/chartex" xmlns:cx5="http://schemas.microsoft.com/office/drawing/2016/5/11/chartex" xmlns:cx6="http://schemas.microsoft.com/office/drawing/2016/5/12/chartex" xmlns:cx7="http://schemas.microsoft.com/office/drawing/2016/5/13/chartex" xmlns:cx8="http://schemas.microsoft.com/office/drawing/2016/5/14/chartex" xmlns:mc="http://schemas.openxmlformats.org/markup-compatibility/2006" xmlns:aink="http://schemas.microsoft.com/office/drawing/2016/ink" xmlns:am3d="http://schemas.microsoft.com/office/drawing/2017/model3d" xmlns:o="urn:schemas-microsoft-com:office:office" xmlns:oel="http://schemas.microsoft.com/office/2019/extlst" xmlns:r="http://schemas.openxmlformats.org/officeDocument/2006/relationships" xmlns:m="http://schemas.openxmlformats.org/officeDocument/2006/math" xmlns:v="urn:schemas-microsoft-com:vml" xmlns:wp14="http://schemas.microsoft.com/office/word/2010/wordprocessingDrawing" xmlns:wp="http://schemas.openxmlformats.org/drawingml/2006/wordprocessingDrawing" xmlns:w10="urn:schemas-microsoft-com:office:word" xmlns:w14="http://schemas.microsoft.com/office/word/2010/wordml" xmlns:w15="http://schemas.microsoft.com/office/word/2012/wordml" xmlns:w16cex="http://schemas.microsoft.com/office/word/2018/wordml/cex" xmlns:w16cid="http://schemas.microsoft.com/office/word/2016/wordml/cid" xmlns:w16="http://schemas.microsoft.com/office/word/2018/wordml" xmlns:w16du="http://schemas.microsoft.com/office/word/2023/wordml/word16du" xmlns:w16sdtdh="http://schemas.microsoft.com/office/word/2020/wordml/sdtdatahash" xmlns:w16sdtfl="http://schemas.microsoft.com/office/word/2024/wordml/sdtformatlock" xmlns:w16se="http://schemas.microsoft.com/office/word/2015/wordml/symex" xmlns:wpg="http://schemas.microsoft.com/office/word/2010/wordprocessingGroup" xmlns:wpi="http://schemas.microsoft.com/office/word/2010/wordprocessingInk" xmlns:wne="http://schemas.microsoft.com/office/word/2006/wordml" xmlns:wps="http://schemas.microsoft.com/office/word/2010/wordprocessingShape" mc:Ignorable="w14">
+<w:document xmlns:w="http://schemas.openxmlformats.org/wordprocessingml/2006/main" xmlns:wpc="http://schemas.microsoft.com/office/word/2010/wordprocessingCanvas" xmlns:cx="http://schemas.microsoft.com/office/drawing/2014/chartex" xmlns:cx1="http://schemas.microsoft.com/office/drawing/2015/9/8/chartex" xmlns:cx2="http://schemas.microsoft.com/office/drawing/2015/10/21/chartex" xmlns:cx3="http://schemas.microsoft.com/office/drawing/2016/5/9/chartex" xmlns:cx4="http://schemas.microsoft.com/office/drawing/2016/5/10/chartex" xmlns:cx5="http://schemas.microsoft.com/office/drawing/2016/5/11/chartex" xmlns:cx6="http://schemas.microsoft.com/office/drawing/2016/5/12/chartex" xmlns:cx7="http://schemas.microsoft.com/office/drawing/2016/5/13/chartex" xmlns:cx8="http://schemas.microsoft.com/office/drawing/2016/5/14/chartex" xmlns:mc="http://schemas.openxmlformats.org/markup-compatibility/2006" xmlns:aink="http://schemas.microsoft.com/office/drawing/2016/ink" xmlns:am3d="http://schemas.microsoft.com/office/drawing/2017/model3d" xmlns:o="urn:schemas-microsoft-com:office:office" xmlns:oel="http://schemas.microsoft.com/office/2019/extlst" xmlns:r="http://schemas.openxmlformats.org/officeDocument/2006/relationships" xmlns:m="http://schemas.openxmlformats.org/officeDocument/2006/math" xmlns:v="urn:schemas-microsoft-com:vml" xmlns:wp14="http://schemas.microsoft.com/office/word/2010/wordprocessingDrawing" xmlns:wp="http://schemas.openxmlformats.org/drawingml/2006/wordprocessingDrawing" xmlns:w10="urn:schemas-microsoft-com:office:word" xmlns:w14="http://schemas.microsoft.com/office/word/2010/wordml" xmlns:w15="http://schemas.microsoft.com/office/word/2012/wordml" xmlns:w16cex="http://schemas.microsoft.com/office/word/2018/wordml/cex" xmlns:w16cid="http://schemas.microsoft.com/office/word/2016/wordml/cid" xmlns:w16="http://schemas.microsoft.com/office/word/2018/wordml" xmlns:w16du="http://schemas.microsoft.com/office/word/2023/wordml/word16du" xmlns:w16sdtdh="http://schemas.microsoft.com/office/word/2020/wordml/sdtdatahash" xmlns:w16sdtfl="http://schemas.microsoft.com/office/word/2024/wordml/sdtformatlock" xmlns:w16se="http://schemas.microsoft.com/office/word/2015/wordml/symex" xmlns:wpg="http://schemas.microsoft.com/office/word/2010/wordprocessingGroup" xmlns:wpi="http://schemas.microsoft.com/office/word/2010/wordprocessingInk" xmlns:wne="http://schemas.microsoft.com/office/word/2006/wordml" xmlns:wps="http://schemas.microsoft.com/office/word/2010/wordprocessingShape" mc:Ignorable="w14 w15 w16se w16cid w16 w16cex w16sdtdh w16sdtfl w16du wp14">
   <w:body>
     <w:p>
       <w:r>
@@ -385,7 +385,7 @@
 </file>
 
 <file path=word/styles.xml><?xml version="1.0" encoding="utf-8"?>
-<w:styles xmlns:w="http://schemas.openxmlformats.org/wordprocessingml/2006/main" xmlns:mc="http://schemas.openxmlformats.org/markup-compatibility/2006" xmlns:r="http://schemas.openxmlformats.org/officeDocument/2006/relationships" xmlns:w14="http://schemas.microsoft.com/office/word/2010/wordml" xmlns:w15="http://schemas.microsoft.com/office/word/2012/wordml" xmlns:wp14="http://schemas.microsoft.com/office/word/2010/wordprocessingDrawing" xmlns:w16cex="http://schemas.microsoft.com/office/word/2018/wordml/cex" xmlns:w16cid="http://schemas.microsoft.com/office/word/2016/wordml/cid" xmlns:w16="http://schemas.microsoft.com/office/word/2018/wordml" xmlns:w16du="http://schemas.microsoft.com/office/word/2023/wordml/word16du" xmlns:w16sdtdh="http://schemas.microsoft.com/office/word/2020/wordml/sdtdatahash" xmlns:w16sdtfl="http://schemas.microsoft.com/office/word/2024/wordml/sdtformatlock" xmlns:w16se="http://schemas.microsoft.com/office/word/2015/wordml/symex">
+<w:styles xmlns:w="http://schemas.openxmlformats.org/wordprocessingml/2006/main" xmlns:mc="http://schemas.openxmlformats.org/markup-compatibility/2006" xmlns:r="http://schemas.openxmlformats.org/officeDocument/2006/relationships" xmlns:w14="http://schemas.microsoft.com/office/word/2010/wordml" xmlns:w15="http://schemas.microsoft.com/office/word/2012/wordml" xmlns:wp14="http://schemas.microsoft.com/office/word/2010/wordprocessingDrawing" xmlns:w16cex="http://schemas.microsoft.com/office/word/2018/wordml/cex" xmlns:w16cid="http://schemas.microsoft.com/office/word/2016/wordml/cid" xmlns:w16="http://schemas.microsoft.com/office/word/2018/wordml" xmlns:w16du="http://schemas.microsoft.com/office/word/2023/wordml/word16du" xmlns:w16sdtdh="http://schemas.microsoft.com/office/word/2020/wordml/sdtdatahash" xmlns:w16sdtfl="http://schemas.microsoft.com/office/word/2024/wordml/sdtformatlock" xmlns:w16se="http://schemas.microsoft.com/office/word/2015/wordml/symex" mc:Ignorable="w14 w15 w16se w16cid w16 w16cex w16sdtdh w16sdtfl w16du">
   <w:docDefaults>
     <w:rPrDefault>
       <w:rPr>

--- a/examples/generated/invoice.docx
+++ b/examples/generated/invoice.docx
@@ -1,6 +1,6 @@
 
 <file path=word/document.xml><?xml version="1.0" encoding="utf-8"?>
-<w:document xmlns:w="http://schemas.openxmlformats.org/wordprocessingml/2006/main" xmlns:wpc="http://schemas.microsoft.com/office/word/2010/wordprocessingCanvas" xmlns:cx="http://schemas.microsoft.com/office/drawing/2014/chartex" xmlns:cx1="http://schemas.microsoft.com/office/drawing/2015/9/8/chartex" xmlns:cx2="http://schemas.microsoft.com/office/drawing/2015/10/21/chartex" xmlns:cx3="http://schemas.microsoft.com/office/drawing/2016/5/9/chartex" xmlns:cx4="http://schemas.microsoft.com/office/drawing/2016/5/10/chartex" xmlns:cx5="http://schemas.microsoft.com/office/drawing/2016/5/11/chartex" xmlns:cx6="http://schemas.microsoft.com/office/drawing/2016/5/12/chartex" xmlns:cx7="http://schemas.microsoft.com/office/drawing/2016/5/13/chartex" xmlns:cx8="http://schemas.microsoft.com/office/drawing/2016/5/14/chartex" xmlns:mc="http://schemas.openxmlformats.org/markup-compatibility/2006" xmlns:aink="http://schemas.microsoft.com/office/drawing/2016/ink" xmlns:am3d="http://schemas.microsoft.com/office/drawing/2017/model3d" xmlns:o="urn:schemas-microsoft-com:office:office" xmlns:oel="http://schemas.microsoft.com/office/2019/extlst" xmlns:r="http://schemas.openxmlformats.org/officeDocument/2006/relationships" xmlns:m="http://schemas.openxmlformats.org/officeDocument/2006/math" xmlns:v="urn:schemas-microsoft-com:vml" xmlns:wp14="http://schemas.microsoft.com/office/word/2010/wordprocessingDrawing" xmlns:wp="http://schemas.openxmlformats.org/drawingml/2006/wordprocessingDrawing" xmlns:w10="urn:schemas-microsoft-com:office:word" xmlns:w14="http://schemas.microsoft.com/office/word/2010/wordml" xmlns:w15="http://schemas.microsoft.com/office/word/2012/wordml" xmlns:w16cex="http://schemas.microsoft.com/office/word/2018/wordml/cex" xmlns:w16cid="http://schemas.microsoft.com/office/word/2016/wordml/cid" xmlns:w16="http://schemas.microsoft.com/office/word/2018/wordml" xmlns:w16du="http://schemas.microsoft.com/office/word/2023/wordml/word16du" xmlns:w16sdtdh="http://schemas.microsoft.com/office/word/2020/wordml/sdtdatahash" xmlns:w16sdtfl="http://schemas.microsoft.com/office/word/2024/wordml/sdtformatlock" xmlns:w16se="http://schemas.microsoft.com/office/word/2015/wordml/symex" xmlns:wpg="http://schemas.microsoft.com/office/word/2010/wordprocessingGroup" xmlns:wpi="http://schemas.microsoft.com/office/word/2010/wordprocessingInk" xmlns:wne="http://schemas.microsoft.com/office/word/2006/wordml" xmlns:wps="http://schemas.microsoft.com/office/word/2010/wordprocessingShape" mc:Ignorable="w14">
+<w:document xmlns:w="http://schemas.openxmlformats.org/wordprocessingml/2006/main" xmlns:wpc="http://schemas.microsoft.com/office/word/2010/wordprocessingCanvas" xmlns:cx="http://schemas.microsoft.com/office/drawing/2014/chartex" xmlns:cx1="http://schemas.microsoft.com/office/drawing/2015/9/8/chartex" xmlns:cx2="http://schemas.microsoft.com/office/drawing/2015/10/21/chartex" xmlns:cx3="http://schemas.microsoft.com/office/drawing/2016/5/9/chartex" xmlns:cx4="http://schemas.microsoft.com/office/drawing/2016/5/10/chartex" xmlns:cx5="http://schemas.microsoft.com/office/drawing/2016/5/11/chartex" xmlns:cx6="http://schemas.microsoft.com/office/drawing/2016/5/12/chartex" xmlns:cx7="http://schemas.microsoft.com/office/drawing/2016/5/13/chartex" xmlns:cx8="http://schemas.microsoft.com/office/drawing/2016/5/14/chartex" xmlns:mc="http://schemas.openxmlformats.org/markup-compatibility/2006" xmlns:aink="http://schemas.microsoft.com/office/drawing/2016/ink" xmlns:am3d="http://schemas.microsoft.com/office/drawing/2017/model3d" xmlns:o="urn:schemas-microsoft-com:office:office" xmlns:oel="http://schemas.microsoft.com/office/2019/extlst" xmlns:r="http://schemas.openxmlformats.org/officeDocument/2006/relationships" xmlns:m="http://schemas.openxmlformats.org/officeDocument/2006/math" xmlns:v="urn:schemas-microsoft-com:vml" xmlns:wp14="http://schemas.microsoft.com/office/word/2010/wordprocessingDrawing" xmlns:wp="http://schemas.openxmlformats.org/drawingml/2006/wordprocessingDrawing" xmlns:w10="urn:schemas-microsoft-com:office:word" xmlns:w14="http://schemas.microsoft.com/office/word/2010/wordml" xmlns:w15="http://schemas.microsoft.com/office/word/2012/wordml" xmlns:w16cex="http://schemas.microsoft.com/office/word/2018/wordml/cex" xmlns:w16cid="http://schemas.microsoft.com/office/word/2016/wordml/cid" xmlns:w16="http://schemas.microsoft.com/office/word/2018/wordml" xmlns:w16du="http://schemas.microsoft.com/office/word/2023/wordml/word16du" xmlns:w16sdtdh="http://schemas.microsoft.com/office/word/2020/wordml/sdtdatahash" xmlns:w16sdtfl="http://schemas.microsoft.com/office/word/2024/wordml/sdtformatlock" xmlns:w16se="http://schemas.microsoft.com/office/word/2015/wordml/symex" xmlns:wpg="http://schemas.microsoft.com/office/word/2010/wordprocessingGroup" xmlns:wpi="http://schemas.microsoft.com/office/word/2010/wordprocessingInk" xmlns:wne="http://schemas.microsoft.com/office/word/2006/wordml" xmlns:wps="http://schemas.microsoft.com/office/word/2010/wordprocessingShape" mc:Ignorable="w14 w15 w16se w16cid w16 w16cex w16du w16sdtdh w16sdtfl wp14">
   <w:body>
     <w:p>
       <w:r>
@@ -80,8 +80,19 @@
       </w:r>
     </w:p>
     <w:tbl>
+      <w:tblPr>
+        <w:tblW w:w="0" w:type="auto"/>
+        <w:tblLook w:val="04A0" w:firstRow="1" w:lastRow="0" w:firstColumn="1" w:lastColumn="0" w:noHBand="0" w:noVBand="1"/>
+      </w:tblPr>
+      <w:tblGrid>
+        <w:gridCol/>
+        <w:gridCol/>
+      </w:tblGrid>
       <w:tr>
         <w:tc>
+          <w:tcPr>
+            <w:tcW w:w="0" w:type="auto"/>
+          </w:tcPr>
           <w:p>
             <w:r>
               <w:t xml:space="preserve">From: </w:t>
@@ -113,6 +124,9 @@
           </w:p>
         </w:tc>
         <w:tc>
+          <w:tcPr>
+            <w:tcW w:w="0" w:type="auto"/>
+          </w:tcPr>
           <w:p>
             <w:r>
               <w:t xml:space="preserve">To: </w:t>
@@ -146,9 +160,20 @@
       </w:tr>
     </w:tbl>
     <w:tbl>
+      <w:tblPr>
+        <w:tblW w:w="0" w:type="auto"/>
+        <w:tblLook w:val="04A0" w:firstRow="1" w:lastRow="0" w:firstColumn="1" w:lastColumn="0" w:noHBand="0" w:noVBand="1"/>
+      </w:tblPr>
+      <w:tblGrid>
+        <w:gridCol/>
+        <w:gridCol/>
+        <w:gridCol/>
+        <w:gridCol/>
+      </w:tblGrid>
       <w:tr>
         <w:tc>
           <w:tcPr>
+            <w:tcW w:w="0" w:type="auto"/>
             <w:shd w:val="clear" w:fill="2E5090"/>
           </w:tcPr>
           <w:p>
@@ -159,6 +184,7 @@
         </w:tc>
         <w:tc>
           <w:tcPr>
+            <w:tcW w:w="0" w:type="auto"/>
             <w:shd w:val="clear" w:fill="2E5090"/>
           </w:tcPr>
           <w:p>
@@ -169,6 +195,7 @@
         </w:tc>
         <w:tc>
           <w:tcPr>
+            <w:tcW w:w="0" w:type="auto"/>
             <w:shd w:val="clear" w:fill="2E5090"/>
           </w:tcPr>
           <w:p>
@@ -179,6 +206,7 @@
         </w:tc>
         <w:tc>
           <w:tcPr>
+            <w:tcW w:w="0" w:type="auto"/>
             <w:shd w:val="clear" w:fill="2E5090"/>
           </w:tcPr>
           <w:p>
@@ -190,6 +218,9 @@
       </w:tr>
       <w:tr>
         <w:tc>
+          <w:tcPr>
+            <w:tcW w:w="0" w:type="auto"/>
+          </w:tcPr>
           <w:p>
             <w:r>
               <w:t>Consulting Services</w:t>
@@ -197,6 +228,9 @@
           </w:p>
         </w:tc>
         <w:tc>
+          <w:tcPr>
+            <w:tcW w:w="0" w:type="auto"/>
+          </w:tcPr>
           <w:p>
             <w:r>
               <w:t>40</w:t>
@@ -204,6 +238,9 @@
           </w:p>
         </w:tc>
         <w:tc>
+          <w:tcPr>
+            <w:tcW w:w="0" w:type="auto"/>
+          </w:tcPr>
           <w:p>
             <w:r>
               <w:t>$150.00</w:t>
@@ -211,6 +248,9 @@
           </w:p>
         </w:tc>
         <w:tc>
+          <w:tcPr>
+            <w:tcW w:w="0" w:type="auto"/>
+          </w:tcPr>
           <w:p>
             <w:r>
               <w:t>$6,000.00</w:t>
@@ -220,6 +260,9 @@
       </w:tr>
       <w:tr>
         <w:tc>
+          <w:tcPr>
+            <w:tcW w:w="0" w:type="auto"/>
+          </w:tcPr>
           <w:p>
             <w:r>
               <w:t>Software Development</w:t>
@@ -227,6 +270,9 @@
           </w:p>
         </w:tc>
         <w:tc>
+          <w:tcPr>
+            <w:tcW w:w="0" w:type="auto"/>
+          </w:tcPr>
           <w:p>
             <w:r>
               <w:t>80</w:t>
@@ -234,6 +280,9 @@
           </w:p>
         </w:tc>
         <w:tc>
+          <w:tcPr>
+            <w:tcW w:w="0" w:type="auto"/>
+          </w:tcPr>
           <w:p>
             <w:r>
               <w:t>$200.00</w:t>
@@ -241,6 +290,9 @@
           </w:p>
         </w:tc>
         <w:tc>
+          <w:tcPr>
+            <w:tcW w:w="0" w:type="auto"/>
+          </w:tcPr>
           <w:p>
             <w:r>
               <w:t>$16,000.00</w:t>
@@ -250,6 +302,9 @@
       </w:tr>
       <w:tr>
         <w:tc>
+          <w:tcPr>
+            <w:tcW w:w="0" w:type="auto"/>
+          </w:tcPr>
           <w:p>
             <w:r>
               <w:t>Project Management</w:t>
@@ -257,6 +312,9 @@
           </w:p>
         </w:tc>
         <w:tc>
+          <w:tcPr>
+            <w:tcW w:w="0" w:type="auto"/>
+          </w:tcPr>
           <w:p>
             <w:r>
               <w:t>20</w:t>
@@ -264,6 +322,9 @@
           </w:p>
         </w:tc>
         <w:tc>
+          <w:tcPr>
+            <w:tcW w:w="0" w:type="auto"/>
+          </w:tcPr>
           <w:p>
             <w:r>
               <w:t>$175.00</w:t>
@@ -271,6 +332,9 @@
           </w:p>
         </w:tc>
         <w:tc>
+          <w:tcPr>
+            <w:tcW w:w="0" w:type="auto"/>
+          </w:tcPr>
           <w:p>
             <w:r>
               <w:t>$3,500.00</w:t>
@@ -280,6 +344,9 @@
       </w:tr>
       <w:tr>
         <w:tc>
+          <w:tcPr>
+            <w:tcW w:w="0" w:type="auto"/>
+          </w:tcPr>
           <w:p>
             <w:r>
               <w:t>Quality Assurance</w:t>
@@ -287,6 +354,9 @@
           </w:p>
         </w:tc>
         <w:tc>
+          <w:tcPr>
+            <w:tcW w:w="0" w:type="auto"/>
+          </w:tcPr>
           <w:p>
             <w:r>
               <w:t>15</w:t>
@@ -294,6 +364,9 @@
           </w:p>
         </w:tc>
         <w:tc>
+          <w:tcPr>
+            <w:tcW w:w="0" w:type="auto"/>
+          </w:tcPr>
           <w:p>
             <w:r>
               <w:t>$125.00</w:t>
@@ -301,6 +374,9 @@
           </w:p>
         </w:tc>
         <w:tc>
+          <w:tcPr>
+            <w:tcW w:w="0" w:type="auto"/>
+          </w:tcPr>
           <w:p>
             <w:r>
               <w:t>$1,875.00</w:t>
@@ -311,6 +387,7 @@
       <w:tr>
         <w:tc>
           <w:tcPr>
+            <w:tcW w:w="0" w:type="auto"/>
             <w:gridSpan w:val="3"/>
           </w:tcPr>
           <w:p>
@@ -321,6 +398,7 @@
         </w:tc>
         <w:tc>
           <w:tcPr>
+            <w:tcW w:w="0" w:type="auto"/>
             <w:shd w:val="clear" w:fill="E2EFDA"/>
           </w:tcPr>
           <w:p>
@@ -336,11 +414,11 @@
       </w:tr>
     </w:tbl>
     <w:sectPr>
+      <w:headerReference w:type="default" r:id="rIdHeader1"/>
+      <w:footerReference w:type="default" r:id="rIdFooter1"/>
       <w:pgSz w:w="12240" w:h="15840"/>
       <w:pgMar w:top="1440" w:bottom="1440" w:left="1440" w:right="1440" w:header="720" w:footer="720" w:gutter="0"/>
       <w:cols w:space="720"/>
-      <w:headerReference w:type="default" r:id="rIdHeader1"/>
-      <w:footerReference w:type="default" r:id="rIdFooter1"/>
       <w:docGrid w:linePitch="360"/>
     </w:sectPr>
   </w:body>
@@ -348,7 +426,7 @@
 </file>
 
 <file path=word/footer1.xml><?xml version="1.0" encoding="utf-8"?>
-<w:ftr xmlns:w="http://schemas.openxmlformats.org/wordprocessingml/2006/main">
+<w:ftr xmlns:w="http://schemas.openxmlformats.org/wordprocessingml/2006/main" xmlns:wpc="http://schemas.microsoft.com/office/word/2010/wordprocessingCanvas" xmlns:cx="http://schemas.microsoft.com/office/drawing/2014/chartex" xmlns:cx1="http://schemas.microsoft.com/office/drawing/2015/9/8/chartex" xmlns:cx2="http://schemas.microsoft.com/office/drawing/2015/10/21/chartex" xmlns:cx3="http://schemas.microsoft.com/office/drawing/2016/5/9/chartex" xmlns:cx4="http://schemas.microsoft.com/office/drawing/2016/5/10/chartex" xmlns:cx5="http://schemas.microsoft.com/office/drawing/2016/5/11/chartex" xmlns:cx6="http://schemas.microsoft.com/office/drawing/2016/5/12/chartex" xmlns:cx7="http://schemas.microsoft.com/office/drawing/2016/5/13/chartex" xmlns:cx8="http://schemas.microsoft.com/office/drawing/2016/5/14/chartex" xmlns:mc="http://schemas.openxmlformats.org/markup-compatibility/2006" xmlns:aink="http://schemas.microsoft.com/office/drawing/2016/ink" xmlns:am3d="http://schemas.microsoft.com/office/drawing/2017/model3d" xmlns:o="urn:schemas-microsoft-com:office:office" xmlns:oel="http://schemas.microsoft.com/office/2019/extlst" xmlns:r="http://schemas.openxmlformats.org/officeDocument/2006/relationships" xmlns:m="http://schemas.openxmlformats.org/officeDocument/2006/math" xmlns:v="urn:schemas-microsoft-com:vml" xmlns:wp14="http://schemas.microsoft.com/office/word/2010/wordprocessingDrawing" xmlns:wp="http://schemas.openxmlformats.org/drawingml/2006/wordprocessingDrawing" xmlns:w10="urn:schemas-microsoft-com:office:word" xmlns:w14="http://schemas.microsoft.com/office/word/2010/wordml" xmlns:w15="http://schemas.microsoft.com/office/word/2012/wordml" xmlns:w16cex="http://schemas.microsoft.com/office/word/2018/wordml/cex" xmlns:w16cid="http://schemas.microsoft.com/office/word/2016/wordml/cid" xmlns:w16="http://schemas.microsoft.com/office/word/2018/wordml" xmlns:w16du="http://schemas.microsoft.com/office/word/2023/wordml/word16du" xmlns:w16sdtdh="http://schemas.microsoft.com/office/word/2020/wordml/sdtdatahash" xmlns:w16sdtfl="http://schemas.microsoft.com/office/word/2024/wordml/sdtformatlock" xmlns:w16se="http://schemas.microsoft.com/office/word/2015/wordml/symex" xmlns:wpg="http://schemas.microsoft.com/office/word/2010/wordprocessingGroup" xmlns:wpi="http://schemas.microsoft.com/office/word/2010/wordprocessingInk" xmlns:wne="http://schemas.microsoft.com/office/word/2006/wordml" xmlns:wps="http://schemas.microsoft.com/office/word/2010/wordprocessingShape" mc:Ignorable="w14 w15 w16se w16cid w16 w16cex w16du w16sdtdh w16sdtfl wp14">
   <w:p>
     <w:r>
       <w:t>Thank you for your business!</w:t>
@@ -366,7 +444,7 @@
 </file>
 
 <file path=word/header1.xml><?xml version="1.0" encoding="utf-8"?>
-<w:hdr xmlns:w="http://schemas.openxmlformats.org/wordprocessingml/2006/main">
+<w:hdr xmlns:w="http://schemas.openxmlformats.org/wordprocessingml/2006/main" xmlns:wpc="http://schemas.microsoft.com/office/word/2010/wordprocessingCanvas" xmlns:cx="http://schemas.microsoft.com/office/drawing/2014/chartex" xmlns:cx1="http://schemas.microsoft.com/office/drawing/2015/9/8/chartex" xmlns:cx2="http://schemas.microsoft.com/office/drawing/2015/10/21/chartex" xmlns:cx3="http://schemas.microsoft.com/office/drawing/2016/5/9/chartex" xmlns:cx4="http://schemas.microsoft.com/office/drawing/2016/5/10/chartex" xmlns:cx5="http://schemas.microsoft.com/office/drawing/2016/5/11/chartex" xmlns:cx6="http://schemas.microsoft.com/office/drawing/2016/5/12/chartex" xmlns:cx7="http://schemas.microsoft.com/office/drawing/2016/5/13/chartex" xmlns:cx8="http://schemas.microsoft.com/office/drawing/2016/5/14/chartex" xmlns:mc="http://schemas.openxmlformats.org/markup-compatibility/2006" xmlns:aink="http://schemas.microsoft.com/office/drawing/2016/ink" xmlns:am3d="http://schemas.microsoft.com/office/drawing/2017/model3d" xmlns:o="urn:schemas-microsoft-com:office:office" xmlns:oel="http://schemas.microsoft.com/office/2019/extlst" xmlns:r="http://schemas.openxmlformats.org/officeDocument/2006/relationships" xmlns:m="http://schemas.openxmlformats.org/officeDocument/2006/math" xmlns:v="urn:schemas-microsoft-com:vml" xmlns:wp14="http://schemas.microsoft.com/office/word/2010/wordprocessingDrawing" xmlns:wp="http://schemas.openxmlformats.org/drawingml/2006/wordprocessingDrawing" xmlns:w10="urn:schemas-microsoft-com:office:word" xmlns:w14="http://schemas.microsoft.com/office/word/2010/wordml" xmlns:w15="http://schemas.microsoft.com/office/word/2012/wordml" xmlns:w16cex="http://schemas.microsoft.com/office/word/2018/wordml/cex" xmlns:w16cid="http://schemas.microsoft.com/office/word/2016/wordml/cid" xmlns:w16="http://schemas.microsoft.com/office/word/2018/wordml" xmlns:w16du="http://schemas.microsoft.com/office/word/2023/wordml/word16du" xmlns:w16sdtdh="http://schemas.microsoft.com/office/word/2020/wordml/sdtdatahash" xmlns:w16sdtfl="http://schemas.microsoft.com/office/word/2024/wordml/sdtformatlock" xmlns:w16se="http://schemas.microsoft.com/office/word/2015/wordml/symex" xmlns:wpg="http://schemas.microsoft.com/office/word/2010/wordprocessingGroup" xmlns:wpi="http://schemas.microsoft.com/office/word/2010/wordprocessingInk" xmlns:wne="http://schemas.microsoft.com/office/word/2006/wordml" xmlns:wps="http://schemas.microsoft.com/office/word/2010/wordprocessingShape" mc:Ignorable="w14 w15 w16se w16cid w16 w16cex w16du w16sdtdh w16sdtfl wp14">
   <w:p>
     <w:r>
       <w:rPr>
@@ -385,7 +463,7 @@
 </file>
 
 <file path=word/styles.xml><?xml version="1.0" encoding="utf-8"?>
-<w:styles xmlns:w="http://schemas.openxmlformats.org/wordprocessingml/2006/main" xmlns:mc="http://schemas.openxmlformats.org/markup-compatibility/2006" xmlns:r="http://schemas.openxmlformats.org/officeDocument/2006/relationships" xmlns:w14="http://schemas.microsoft.com/office/word/2010/wordml" xmlns:w15="http://schemas.microsoft.com/office/word/2012/wordml" xmlns:wp14="http://schemas.microsoft.com/office/word/2010/wordprocessingDrawing" xmlns:w16cex="http://schemas.microsoft.com/office/word/2018/wordml/cex" xmlns:w16cid="http://schemas.microsoft.com/office/word/2016/wordml/cid" xmlns:w16="http://schemas.microsoft.com/office/word/2018/wordml" xmlns:w16du="http://schemas.microsoft.com/office/word/2023/wordml/word16du" xmlns:w16sdtdh="http://schemas.microsoft.com/office/word/2020/wordml/sdtdatahash" xmlns:w16sdtfl="http://schemas.microsoft.com/office/word/2024/wordml/sdtformatlock" xmlns:w16se="http://schemas.microsoft.com/office/word/2015/wordml/symex">
+<w:styles xmlns:w="http://schemas.openxmlformats.org/wordprocessingml/2006/main" xmlns:mc="http://schemas.openxmlformats.org/markup-compatibility/2006" xmlns:r="http://schemas.openxmlformats.org/officeDocument/2006/relationships" xmlns:w14="http://schemas.microsoft.com/office/word/2010/wordml" xmlns:w15="http://schemas.microsoft.com/office/word/2012/wordml" xmlns:wp14="http://schemas.microsoft.com/office/word/2010/wordprocessingDrawing" xmlns:w16cex="http://schemas.microsoft.com/office/word/2018/wordml/cex" xmlns:w16cid="http://schemas.microsoft.com/office/word/2016/wordml/cid" xmlns:w16="http://schemas.microsoft.com/office/word/2018/wordml" xmlns:w16du="http://schemas.microsoft.com/office/word/2023/wordml/word16du" xmlns:w16sdtdh="http://schemas.microsoft.com/office/word/2020/wordml/sdtdatahash" xmlns:w16sdtfl="http://schemas.microsoft.com/office/word/2024/wordml/sdtformatlock" xmlns:w16se="http://schemas.microsoft.com/office/word/2015/wordml/symex" mc:Ignorable="w14 w15 w16se w16cid w16 w16cex w16du w16sdtdh w16sdtfl">
   <w:docDefaults>
     <w:rPrDefault>
       <w:rPr>
@@ -787,6 +865,7 @@
   </w:style>
   <w:style w:type="character" w:styleId="DefaultParagraphFont" w:default="1">
     <w:name w:val="Default Paragraph Font"/>
+    <w:semiHidden/>
   </w:style>
   <w:style w:type="paragraph" w:styleId="Heading1">
     <w:name w:val="Heading 1"/>

--- a/examples/generated/invoice.docx
+++ b/examples/generated/invoice.docx
@@ -1,6 +1,6 @@
 
 <file path=word/document.xml><?xml version="1.0" encoding="utf-8"?>
-<w:document xmlns:w="http://schemas.openxmlformats.org/wordprocessingml/2006/main" xmlns:wpc="http://schemas.microsoft.com/office/word/2010/wordprocessingCanvas" xmlns:cx="http://schemas.microsoft.com/office/drawing/2014/chartex" xmlns:cx1="http://schemas.microsoft.com/office/drawing/2015/9/8/chartex" xmlns:cx2="http://schemas.microsoft.com/office/drawing/2015/10/21/chartex" xmlns:cx3="http://schemas.microsoft.com/office/drawing/2016/5/9/chartex" xmlns:cx4="http://schemas.microsoft.com/office/drawing/2016/5/10/chartex" xmlns:cx5="http://schemas.microsoft.com/office/drawing/2016/5/11/chartex" xmlns:cx6="http://schemas.microsoft.com/office/drawing/2016/5/12/chartex" xmlns:cx7="http://schemas.microsoft.com/office/drawing/2016/5/13/chartex" xmlns:cx8="http://schemas.microsoft.com/office/drawing/2016/5/14/chartex" xmlns:mc="http://schemas.openxmlformats.org/markup-compatibility/2006" xmlns:aink="http://schemas.microsoft.com/office/drawing/2016/ink" xmlns:am3d="http://schemas.microsoft.com/office/drawing/2017/model3d" xmlns:o="urn:schemas-microsoft-com:office:office" xmlns:oel="http://schemas.microsoft.com/office/2019/extlst" xmlns:r="http://schemas.openxmlformats.org/officeDocument/2006/relationships" xmlns:m="http://schemas.openxmlformats.org/officeDocument/2006/math" xmlns:v="urn:schemas-microsoft-com:vml" xmlns:wp14="http://schemas.microsoft.com/office/word/2010/wordprocessingDrawing" xmlns:wp="http://schemas.openxmlformats.org/drawingml/2006/wordprocessingDrawing" xmlns:w10="urn:schemas-microsoft-com:office:word" xmlns:w14="http://schemas.microsoft.com/office/word/2010/wordml" xmlns:w15="http://schemas.microsoft.com/office/word/2012/wordml" xmlns:w16cex="http://schemas.microsoft.com/office/word/2018/wordml/cex" xmlns:w16cid="http://schemas.microsoft.com/office/word/2016/wordml/cid" xmlns:w16="http://schemas.microsoft.com/office/word/2018/wordml" xmlns:w16du="http://schemas.microsoft.com/office/word/2023/wordml/word16du" xmlns:w16sdtdh="http://schemas.microsoft.com/office/word/2020/wordml/sdtdatahash" xmlns:w16sdtfl="http://schemas.microsoft.com/office/word/2024/wordml/sdtformatlock" xmlns:w16se="http://schemas.microsoft.com/office/word/2015/wordml/symex" xmlns:wpg="http://schemas.microsoft.com/office/word/2010/wordprocessingGroup" xmlns:wpi="http://schemas.microsoft.com/office/word/2010/wordprocessingInk" xmlns:wne="http://schemas.microsoft.com/office/word/2006/wordml" xmlns:wps="http://schemas.microsoft.com/office/word/2010/wordprocessingShape" mc:Ignorable="w14 w15 w16se w16cid w16 w16cex w16du w16sdtdh w16sdtfl wp14">
+<w:document xmlns:w="http://schemas.openxmlformats.org/wordprocessingml/2006/main" xmlns:wpc="http://schemas.microsoft.com/office/word/2010/wordprocessingCanvas" xmlns:cx="http://schemas.microsoft.com/office/drawing/2014/chartex" xmlns:cx1="http://schemas.microsoft.com/office/drawing/2015/9/8/chartex" xmlns:cx2="http://schemas.microsoft.com/office/drawing/2015/10/21/chartex" xmlns:cx3="http://schemas.microsoft.com/office/drawing/2016/5/9/chartex" xmlns:cx4="http://schemas.microsoft.com/office/drawing/2016/5/10/chartex" xmlns:cx5="http://schemas.microsoft.com/office/drawing/2016/5/11/chartex" xmlns:cx6="http://schemas.microsoft.com/office/drawing/2016/5/12/chartex" xmlns:cx7="http://schemas.microsoft.com/office/drawing/2016/5/13/chartex" xmlns:cx8="http://schemas.microsoft.com/office/drawing/2016/5/14/chartex" xmlns:mc="http://schemas.openxmlformats.org/markup-compatibility/2006" xmlns:aink="http://schemas.microsoft.com/office/drawing/2016/ink" xmlns:am3d="http://schemas.microsoft.com/office/drawing/2017/model3d" xmlns:o="urn:schemas-microsoft-com:office:office" xmlns:oel="http://schemas.microsoft.com/office/2019/extlst" xmlns:r="http://schemas.openxmlformats.org/officeDocument/2006/relationships" xmlns:m="http://schemas.openxmlformats.org/officeDocument/2006/math" xmlns:v="urn:schemas-microsoft-com:vml" xmlns:wp14="http://schemas.microsoft.com/office/word/2010/wordprocessingDrawing" xmlns:wp="http://schemas.openxmlformats.org/drawingml/2006/wordprocessingDrawing" xmlns:w10="urn:schemas-microsoft-com:office:word" xmlns:w14="http://schemas.microsoft.com/office/word/2010/wordml" xmlns:w15="http://schemas.microsoft.com/office/word/2012/wordml" xmlns:w16cex="http://schemas.microsoft.com/office/word/2018/wordml/cex" xmlns:w16cid="http://schemas.microsoft.com/office/word/2016/wordml/cid" xmlns:w16="http://schemas.microsoft.com/office/word/2018/wordml" xmlns:w16du="http://schemas.microsoft.com/office/word/2023/wordml/word16du" xmlns:w16sdtdh="http://schemas.microsoft.com/office/word/2020/wordml/sdtdatahash" xmlns:w16sdtfl="http://schemas.microsoft.com/office/word/2024/wordml/sdtformatlock" xmlns:w16se="http://schemas.microsoft.com/office/word/2015/wordml/symex" xmlns:wpg="http://schemas.microsoft.com/office/word/2010/wordprocessingGroup" xmlns:wpi="http://schemas.microsoft.com/office/word/2010/wordprocessingInk" xmlns:wne="http://schemas.microsoft.com/office/word/2006/wordml" xmlns:wps="http://schemas.microsoft.com/office/word/2010/wordprocessingShape" mc:Ignorable="w14 w15 w16 w16cex w16cid w16du w16sdtdh w16sdtfl w16se wp14">
   <w:body>
     <w:p>
       <w:r>
@@ -73,10 +73,7 @@
         <w:t xml:space="preserve">Payment Terms: </w:t>
       </w:r>
       <w:r>
-        <w:t xml:space="preserve">Net 30 days. Please reference invoice number INV-2025-0042 </w:t>
-      </w:r>
-      <w:r>
-        <w:t>on your payment.</w:t>
+        <w:t>Net 30 days. Please reference invoice number INV-2025-0042 on your payment.</w:t>
       </w:r>
     </w:p>
     <w:tbl>
@@ -104,22 +101,8 @@
               <w:t>Acme Services Inc.</w:t>
             </w:r>
             <w:r>
+              <w:t>123 Business AveSan Francisco, CA 94102contact@acme.com</w:t>
               <w:br w:type="line"/>
-            </w:r>
-            <w:r>
-              <w:t>123 Business Ave</w:t>
-            </w:r>
-            <w:r>
-              <w:br w:type="line"/>
-            </w:r>
-            <w:r>
-              <w:t>San Francisco, CA 94102</w:t>
-            </w:r>
-            <w:r>
-              <w:br w:type="line"/>
-            </w:r>
-            <w:r>
-              <w:t>contact@acme.com</w:t>
             </w:r>
           </w:p>
         </w:tc>
@@ -138,22 +121,8 @@
               <w:t>Client Corporation</w:t>
             </w:r>
             <w:r>
+              <w:t>456 Client StreetNew York, NY 10001billing@client.com</w:t>
               <w:br w:type="line"/>
-            </w:r>
-            <w:r>
-              <w:t>456 Client Street</w:t>
-            </w:r>
-            <w:r>
-              <w:br w:type="line"/>
-            </w:r>
-            <w:r>
-              <w:t>New York, NY 10001</w:t>
-            </w:r>
-            <w:r>
-              <w:br w:type="line"/>
-            </w:r>
-            <w:r>
-              <w:t>billing@client.com</w:t>
             </w:r>
           </w:p>
         </w:tc>
@@ -414,8 +383,8 @@
       </w:tr>
     </w:tbl>
     <w:sectPr>
-      <w:headerReference w:type="default" r:id="rIdHeader1"/>
-      <w:footerReference w:type="default" r:id="rIdFooter1"/>
+      <w:headerReference w:type="default" r:id="rId6"/>
+      <w:footerReference w:type="default" r:id="rId7"/>
       <w:pgSz w:w="12240" w:h="15840"/>
       <w:pgMar w:top="1440" w:bottom="1440" w:left="1440" w:right="1440" w:header="720" w:footer="720" w:gutter="0"/>
       <w:cols w:space="720"/>
@@ -426,7 +395,7 @@
 </file>
 
 <file path=word/footer1.xml><?xml version="1.0" encoding="utf-8"?>
-<w:ftr xmlns:w="http://schemas.openxmlformats.org/wordprocessingml/2006/main" xmlns:wpc="http://schemas.microsoft.com/office/word/2010/wordprocessingCanvas" xmlns:cx="http://schemas.microsoft.com/office/drawing/2014/chartex" xmlns:cx1="http://schemas.microsoft.com/office/drawing/2015/9/8/chartex" xmlns:cx2="http://schemas.microsoft.com/office/drawing/2015/10/21/chartex" xmlns:cx3="http://schemas.microsoft.com/office/drawing/2016/5/9/chartex" xmlns:cx4="http://schemas.microsoft.com/office/drawing/2016/5/10/chartex" xmlns:cx5="http://schemas.microsoft.com/office/drawing/2016/5/11/chartex" xmlns:cx6="http://schemas.microsoft.com/office/drawing/2016/5/12/chartex" xmlns:cx7="http://schemas.microsoft.com/office/drawing/2016/5/13/chartex" xmlns:cx8="http://schemas.microsoft.com/office/drawing/2016/5/14/chartex" xmlns:mc="http://schemas.openxmlformats.org/markup-compatibility/2006" xmlns:aink="http://schemas.microsoft.com/office/drawing/2016/ink" xmlns:am3d="http://schemas.microsoft.com/office/drawing/2017/model3d" xmlns:o="urn:schemas-microsoft-com:office:office" xmlns:oel="http://schemas.microsoft.com/office/2019/extlst" xmlns:r="http://schemas.openxmlformats.org/officeDocument/2006/relationships" xmlns:m="http://schemas.openxmlformats.org/officeDocument/2006/math" xmlns:v="urn:schemas-microsoft-com:vml" xmlns:wp14="http://schemas.microsoft.com/office/word/2010/wordprocessingDrawing" xmlns:wp="http://schemas.openxmlformats.org/drawingml/2006/wordprocessingDrawing" xmlns:w10="urn:schemas-microsoft-com:office:word" xmlns:w14="http://schemas.microsoft.com/office/word/2010/wordml" xmlns:w15="http://schemas.microsoft.com/office/word/2012/wordml" xmlns:w16cex="http://schemas.microsoft.com/office/word/2018/wordml/cex" xmlns:w16cid="http://schemas.microsoft.com/office/word/2016/wordml/cid" xmlns:w16="http://schemas.microsoft.com/office/word/2018/wordml" xmlns:w16du="http://schemas.microsoft.com/office/word/2023/wordml/word16du" xmlns:w16sdtdh="http://schemas.microsoft.com/office/word/2020/wordml/sdtdatahash" xmlns:w16sdtfl="http://schemas.microsoft.com/office/word/2024/wordml/sdtformatlock" xmlns:w16se="http://schemas.microsoft.com/office/word/2015/wordml/symex" xmlns:wpg="http://schemas.microsoft.com/office/word/2010/wordprocessingGroup" xmlns:wpi="http://schemas.microsoft.com/office/word/2010/wordprocessingInk" xmlns:wne="http://schemas.microsoft.com/office/word/2006/wordml" xmlns:wps="http://schemas.microsoft.com/office/word/2010/wordprocessingShape" mc:Ignorable="w14 w15 w16se w16cid w16 w16cex w16du w16sdtdh w16sdtfl wp14">
+<w:ftr xmlns:w="http://schemas.openxmlformats.org/wordprocessingml/2006/main" xmlns:wpc="http://schemas.microsoft.com/office/word/2010/wordprocessingCanvas" xmlns:cx="http://schemas.microsoft.com/office/drawing/2014/chartex" xmlns:cx1="http://schemas.microsoft.com/office/drawing/2015/9/8/chartex" xmlns:cx2="http://schemas.microsoft.com/office/drawing/2015/10/21/chartex" xmlns:cx3="http://schemas.microsoft.com/office/drawing/2016/5/9/chartex" xmlns:cx4="http://schemas.microsoft.com/office/drawing/2016/5/10/chartex" xmlns:cx5="http://schemas.microsoft.com/office/drawing/2016/5/11/chartex" xmlns:cx6="http://schemas.microsoft.com/office/drawing/2016/5/12/chartex" xmlns:cx7="http://schemas.microsoft.com/office/drawing/2016/5/13/chartex" xmlns:cx8="http://schemas.microsoft.com/office/drawing/2016/5/14/chartex" xmlns:mc="http://schemas.openxmlformats.org/markup-compatibility/2006" xmlns:aink="http://schemas.microsoft.com/office/drawing/2016/ink" xmlns:am3d="http://schemas.microsoft.com/office/drawing/2017/model3d" xmlns:o="urn:schemas-microsoft-com:office:office" xmlns:oel="http://schemas.microsoft.com/office/2019/extlst" xmlns:r="http://schemas.openxmlformats.org/officeDocument/2006/relationships" xmlns:m="http://schemas.openxmlformats.org/officeDocument/2006/math" xmlns:v="urn:schemas-microsoft-com:vml" xmlns:wp14="http://schemas.microsoft.com/office/word/2010/wordprocessingDrawing" xmlns:wp="http://schemas.openxmlformats.org/drawingml/2006/wordprocessingDrawing" xmlns:w10="urn:schemas-microsoft-com:office:word" xmlns:w14="http://schemas.microsoft.com/office/word/2010/wordml" xmlns:w15="http://schemas.microsoft.com/office/word/2012/wordml" xmlns:w16cex="http://schemas.microsoft.com/office/word/2018/wordml/cex" xmlns:w16cid="http://schemas.microsoft.com/office/word/2016/wordml/cid" xmlns:w16="http://schemas.microsoft.com/office/word/2018/wordml" xmlns:w16du="http://schemas.microsoft.com/office/word/2023/wordml/word16du" xmlns:w16sdtdh="http://schemas.microsoft.com/office/word/2020/wordml/sdtdatahash" xmlns:w16sdtfl="http://schemas.microsoft.com/office/word/2024/wordml/sdtformatlock" xmlns:w16se="http://schemas.microsoft.com/office/word/2015/wordml/symex" xmlns:wpg="http://schemas.microsoft.com/office/word/2010/wordprocessingGroup" xmlns:wpi="http://schemas.microsoft.com/office/word/2010/wordprocessingInk" xmlns:wne="http://schemas.microsoft.com/office/word/2006/wordml" xmlns:wps="http://schemas.microsoft.com/office/word/2010/wordprocessingShape" mc:Ignorable="w14 w15 w16 w16cex w16cid w16du w16sdtdh w16sdtfl w16se wp14">
   <w:p>
     <w:r>
       <w:t>Thank you for your business!</w:t>
@@ -444,7 +413,7 @@
 </file>
 
 <file path=word/header1.xml><?xml version="1.0" encoding="utf-8"?>
-<w:hdr xmlns:w="http://schemas.openxmlformats.org/wordprocessingml/2006/main" xmlns:wpc="http://schemas.microsoft.com/office/word/2010/wordprocessingCanvas" xmlns:cx="http://schemas.microsoft.com/office/drawing/2014/chartex" xmlns:cx1="http://schemas.microsoft.com/office/drawing/2015/9/8/chartex" xmlns:cx2="http://schemas.microsoft.com/office/drawing/2015/10/21/chartex" xmlns:cx3="http://schemas.microsoft.com/office/drawing/2016/5/9/chartex" xmlns:cx4="http://schemas.microsoft.com/office/drawing/2016/5/10/chartex" xmlns:cx5="http://schemas.microsoft.com/office/drawing/2016/5/11/chartex" xmlns:cx6="http://schemas.microsoft.com/office/drawing/2016/5/12/chartex" xmlns:cx7="http://schemas.microsoft.com/office/drawing/2016/5/13/chartex" xmlns:cx8="http://schemas.microsoft.com/office/drawing/2016/5/14/chartex" xmlns:mc="http://schemas.openxmlformats.org/markup-compatibility/2006" xmlns:aink="http://schemas.microsoft.com/office/drawing/2016/ink" xmlns:am3d="http://schemas.microsoft.com/office/drawing/2017/model3d" xmlns:o="urn:schemas-microsoft-com:office:office" xmlns:oel="http://schemas.microsoft.com/office/2019/extlst" xmlns:r="http://schemas.openxmlformats.org/officeDocument/2006/relationships" xmlns:m="http://schemas.openxmlformats.org/officeDocument/2006/math" xmlns:v="urn:schemas-microsoft-com:vml" xmlns:wp14="http://schemas.microsoft.com/office/word/2010/wordprocessingDrawing" xmlns:wp="http://schemas.openxmlformats.org/drawingml/2006/wordprocessingDrawing" xmlns:w10="urn:schemas-microsoft-com:office:word" xmlns:w14="http://schemas.microsoft.com/office/word/2010/wordml" xmlns:w15="http://schemas.microsoft.com/office/word/2012/wordml" xmlns:w16cex="http://schemas.microsoft.com/office/word/2018/wordml/cex" xmlns:w16cid="http://schemas.microsoft.com/office/word/2016/wordml/cid" xmlns:w16="http://schemas.microsoft.com/office/word/2018/wordml" xmlns:w16du="http://schemas.microsoft.com/office/word/2023/wordml/word16du" xmlns:w16sdtdh="http://schemas.microsoft.com/office/word/2020/wordml/sdtdatahash" xmlns:w16sdtfl="http://schemas.microsoft.com/office/word/2024/wordml/sdtformatlock" xmlns:w16se="http://schemas.microsoft.com/office/word/2015/wordml/symex" xmlns:wpg="http://schemas.microsoft.com/office/word/2010/wordprocessingGroup" xmlns:wpi="http://schemas.microsoft.com/office/word/2010/wordprocessingInk" xmlns:wne="http://schemas.microsoft.com/office/word/2006/wordml" xmlns:wps="http://schemas.microsoft.com/office/word/2010/wordprocessingShape" mc:Ignorable="w14 w15 w16se w16cid w16 w16cex w16du w16sdtdh w16sdtfl wp14">
+<w:hdr xmlns:w="http://schemas.openxmlformats.org/wordprocessingml/2006/main" xmlns:wpc="http://schemas.microsoft.com/office/word/2010/wordprocessingCanvas" xmlns:cx="http://schemas.microsoft.com/office/drawing/2014/chartex" xmlns:cx1="http://schemas.microsoft.com/office/drawing/2015/9/8/chartex" xmlns:cx2="http://schemas.microsoft.com/office/drawing/2015/10/21/chartex" xmlns:cx3="http://schemas.microsoft.com/office/drawing/2016/5/9/chartex" xmlns:cx4="http://schemas.microsoft.com/office/drawing/2016/5/10/chartex" xmlns:cx5="http://schemas.microsoft.com/office/drawing/2016/5/11/chartex" xmlns:cx6="http://schemas.microsoft.com/office/drawing/2016/5/12/chartex" xmlns:cx7="http://schemas.microsoft.com/office/drawing/2016/5/13/chartex" xmlns:cx8="http://schemas.microsoft.com/office/drawing/2016/5/14/chartex" xmlns:mc="http://schemas.openxmlformats.org/markup-compatibility/2006" xmlns:aink="http://schemas.microsoft.com/office/drawing/2016/ink" xmlns:am3d="http://schemas.microsoft.com/office/drawing/2017/model3d" xmlns:o="urn:schemas-microsoft-com:office:office" xmlns:oel="http://schemas.microsoft.com/office/2019/extlst" xmlns:r="http://schemas.openxmlformats.org/officeDocument/2006/relationships" xmlns:m="http://schemas.openxmlformats.org/officeDocument/2006/math" xmlns:v="urn:schemas-microsoft-com:vml" xmlns:wp14="http://schemas.microsoft.com/office/word/2010/wordprocessingDrawing" xmlns:wp="http://schemas.openxmlformats.org/drawingml/2006/wordprocessingDrawing" xmlns:w10="urn:schemas-microsoft-com:office:word" xmlns:w14="http://schemas.microsoft.com/office/word/2010/wordml" xmlns:w15="http://schemas.microsoft.com/office/word/2012/wordml" xmlns:w16cex="http://schemas.microsoft.com/office/word/2018/wordml/cex" xmlns:w16cid="http://schemas.microsoft.com/office/word/2016/wordml/cid" xmlns:w16="http://schemas.microsoft.com/office/word/2018/wordml" xmlns:w16du="http://schemas.microsoft.com/office/word/2023/wordml/word16du" xmlns:w16sdtdh="http://schemas.microsoft.com/office/word/2020/wordml/sdtdatahash" xmlns:w16sdtfl="http://schemas.microsoft.com/office/word/2024/wordml/sdtformatlock" xmlns:w16se="http://schemas.microsoft.com/office/word/2015/wordml/symex" xmlns:wpg="http://schemas.microsoft.com/office/word/2010/wordprocessingGroup" xmlns:wpi="http://schemas.microsoft.com/office/word/2010/wordprocessingInk" xmlns:wne="http://schemas.microsoft.com/office/word/2006/wordml" xmlns:wps="http://schemas.microsoft.com/office/word/2010/wordprocessingShape" mc:Ignorable="w14 w15 w16 w16cex w16cid w16du w16sdtdh w16sdtfl w16se wp14">
   <w:p>
     <w:r>
       <w:rPr>
@@ -463,7 +432,7 @@
 </file>
 
 <file path=word/styles.xml><?xml version="1.0" encoding="utf-8"?>
-<w:styles xmlns:w="http://schemas.openxmlformats.org/wordprocessingml/2006/main" xmlns:mc="http://schemas.openxmlformats.org/markup-compatibility/2006" xmlns:r="http://schemas.openxmlformats.org/officeDocument/2006/relationships" xmlns:w14="http://schemas.microsoft.com/office/word/2010/wordml" xmlns:w15="http://schemas.microsoft.com/office/word/2012/wordml" xmlns:wp14="http://schemas.microsoft.com/office/word/2010/wordprocessingDrawing" xmlns:w16cex="http://schemas.microsoft.com/office/word/2018/wordml/cex" xmlns:w16cid="http://schemas.microsoft.com/office/word/2016/wordml/cid" xmlns:w16="http://schemas.microsoft.com/office/word/2018/wordml" xmlns:w16du="http://schemas.microsoft.com/office/word/2023/wordml/word16du" xmlns:w16sdtdh="http://schemas.microsoft.com/office/word/2020/wordml/sdtdatahash" xmlns:w16sdtfl="http://schemas.microsoft.com/office/word/2024/wordml/sdtformatlock" xmlns:w16se="http://schemas.microsoft.com/office/word/2015/wordml/symex" mc:Ignorable="w14 w15 w16se w16cid w16 w16cex w16du w16sdtdh w16sdtfl">
+<w:styles xmlns:w="http://schemas.openxmlformats.org/wordprocessingml/2006/main" xmlns:mc="http://schemas.openxmlformats.org/markup-compatibility/2006" xmlns:r="http://schemas.openxmlformats.org/officeDocument/2006/relationships" xmlns:w14="http://schemas.microsoft.com/office/word/2010/wordml" xmlns:w15="http://schemas.microsoft.com/office/word/2012/wordml" xmlns:wp14="http://schemas.microsoft.com/office/word/2010/wordprocessingDrawing" xmlns:w16cex="http://schemas.microsoft.com/office/word/2018/wordml/cex" xmlns:w16cid="http://schemas.microsoft.com/office/word/2016/wordml/cid" xmlns:w16="http://schemas.microsoft.com/office/word/2018/wordml" xmlns:w16du="http://schemas.microsoft.com/office/word/2023/wordml/word16du" xmlns:w16sdtdh="http://schemas.microsoft.com/office/word/2020/wordml/sdtdatahash" xmlns:w16sdtfl="http://schemas.microsoft.com/office/word/2024/wordml/sdtformatlock" xmlns:w16se="http://schemas.microsoft.com/office/word/2015/wordml/symex" mc:Ignorable="w14 w15 w16 w16cex w16cid w16du w16sdtdh w16sdtfl w16se">
   <w:docDefaults>
     <w:rPrDefault>
       <w:rPr>

--- a/examples/generated/invoice.docx
+++ b/examples/generated/invoice.docx
@@ -1,6 +1,6 @@
 
 <file path=word/document.xml><?xml version="1.0" encoding="utf-8"?>
-<w:document xmlns:w="http://schemas.openxmlformats.org/wordprocessingml/2006/main" xmlns:wpc="http://schemas.microsoft.com/office/word/2010/wordprocessingCanvas" xmlns:cx="http://schemas.microsoft.com/office/drawing/2014/chartex" xmlns:cx1="http://schemas.microsoft.com/office/drawing/2015/9/8/chartex" xmlns:cx2="http://schemas.microsoft.com/office/drawing/2015/10/21/chartex" xmlns:cx3="http://schemas.microsoft.com/office/drawing/2016/5/9/chartex" xmlns:cx4="http://schemas.microsoft.com/office/drawing/2016/5/10/chartex" xmlns:cx5="http://schemas.microsoft.com/office/drawing/2016/5/11/chartex" xmlns:cx6="http://schemas.microsoft.com/office/drawing/2016/5/12/chartex" xmlns:cx7="http://schemas.microsoft.com/office/drawing/2016/5/13/chartex" xmlns:cx8="http://schemas.microsoft.com/office/drawing/2016/5/14/chartex" xmlns:mc="http://schemas.openxmlformats.org/markup-compatibility/2006" xmlns:aink="http://schemas.microsoft.com/office/drawing/2016/ink" xmlns:am3d="http://schemas.microsoft.com/office/drawing/2017/model3d" xmlns:o="urn:schemas-microsoft-com:office:office" xmlns:oel="http://schemas.microsoft.com/office/2019/extlst" xmlns:r="http://schemas.openxmlformats.org/officeDocument/2006/relationships" xmlns:m="http://schemas.openxmlformats.org/officeDocument/2006/math" xmlns:v="urn:schemas-microsoft-com:vml" xmlns:wp14="http://schemas.microsoft.com/office/word/2010/wordprocessingDrawing" xmlns:wp="http://schemas.openxmlformats.org/drawingml/2006/wordprocessingDrawing" xmlns:w10="urn:schemas-microsoft-com:office:word" xmlns:w14="http://schemas.microsoft.com/office/word/2010/wordml" xmlns:w15="http://schemas.microsoft.com/office/word/2012/wordml" xmlns:w16cex="http://schemas.microsoft.com/office/word/2018/wordml/cex" xmlns:w16cid="http://schemas.microsoft.com/office/word/2016/wordml/cid" xmlns:w16="http://schemas.microsoft.com/office/word/2018/wordml" xmlns:w16du="http://schemas.microsoft.com/office/word/2023/wordml/word16du" xmlns:w16sdtdh="http://schemas.microsoft.com/office/word/2020/wordml/sdtdatahash" xmlns:w16sdtfl="http://schemas.microsoft.com/office/word/2024/wordml/sdtformatlock" xmlns:w16se="http://schemas.microsoft.com/office/word/2015/wordml/symex" xmlns:wpg="http://schemas.microsoft.com/office/word/2010/wordprocessingGroup" xmlns:wpi="http://schemas.microsoft.com/office/word/2010/wordprocessingInk" xmlns:wne="http://schemas.microsoft.com/office/word/2006/wordml" xmlns:wps="http://schemas.microsoft.com/office/word/2010/wordprocessingShape" mc:Ignorable="w14 w15 w16 w16cex w16cid w16du w16sdtdh w16sdtfl w16se wp14">
+<w:document xmlns:aink="http://schemas.microsoft.com/office/drawing/2016/ink" xmlns:am3d="http://schemas.microsoft.com/office/drawing/2017/model3d" xmlns:cx="http://schemas.microsoft.com/office/drawing/2014/chartex" xmlns:cx1="http://schemas.microsoft.com/office/drawing/2015/9/8/chartex" xmlns:cx2="http://schemas.microsoft.com/office/drawing/2015/10/21/chartex" xmlns:cx3="http://schemas.microsoft.com/office/drawing/2016/5/9/chartex" xmlns:cx4="http://schemas.microsoft.com/office/drawing/2016/5/10/chartex" xmlns:cx5="http://schemas.microsoft.com/office/drawing/2016/5/11/chartex" xmlns:cx6="http://schemas.microsoft.com/office/drawing/2016/5/12/chartex" xmlns:cx7="http://schemas.microsoft.com/office/drawing/2016/5/13/chartex" xmlns:cx8="http://schemas.microsoft.com/office/drawing/2016/5/14/chartex" xmlns:m="http://schemas.openxmlformats.org/officeDocument/2006/math" xmlns:mc="http://schemas.openxmlformats.org/markup-compatibility/2006" xmlns:o="urn:schemas-microsoft-com:office:office" xmlns:oel="http://schemas.microsoft.com/office/2019/extlst" xmlns:r="http://schemas.openxmlformats.org/officeDocument/2006/relationships" xmlns:v="urn:schemas-microsoft-com:vml" xmlns:w="http://schemas.openxmlformats.org/wordprocessingml/2006/main" xmlns:w10="urn:schemas-microsoft-com:office:word" xmlns:w14="http://schemas.microsoft.com/office/word/2010/wordml" xmlns:w15="http://schemas.microsoft.com/office/word/2012/wordml" xmlns:w16="http://schemas.microsoft.com/office/word/2018/wordml" xmlns:w16cex="http://schemas.microsoft.com/office/word/2018/wordml/cex" xmlns:w16cid="http://schemas.microsoft.com/office/word/2016/wordml/cid" xmlns:w16du="http://schemas.microsoft.com/office/word/2023/wordml/word16du" xmlns:w16sdtdh="http://schemas.microsoft.com/office/word/2020/wordml/sdtdatahash" xmlns:w16sdtfl="http://schemas.microsoft.com/office/word/2024/wordml/sdtformatlock" xmlns:w16se="http://schemas.microsoft.com/office/word/2015/wordml/symex" xmlns:wne="http://schemas.microsoft.com/office/word/2006/wordml" xmlns:wp="http://schemas.openxmlformats.org/drawingml/2006/wordprocessingDrawing" xmlns:wp14="http://schemas.microsoft.com/office/word/2010/wordprocessingDrawing" xmlns:wpc="http://schemas.microsoft.com/office/word/2010/wordprocessingCanvas" xmlns:wpg="http://schemas.microsoft.com/office/word/2010/wordprocessingGroup" xmlns:wpi="http://schemas.microsoft.com/office/word/2010/wordprocessingInk" xmlns:wps="http://schemas.microsoft.com/office/word/2010/wordprocessingShape" mc:Ignorable="w14 w15 w16 w16cex w16cid w16du w16sdtdh w16sdtfl w16se wp14">
   <w:body>
     <w:p>
       <w:r>
@@ -395,7 +395,7 @@
 </file>
 
 <file path=word/footer1.xml><?xml version="1.0" encoding="utf-8"?>
-<w:ftr xmlns:w="http://schemas.openxmlformats.org/wordprocessingml/2006/main" xmlns:wpc="http://schemas.microsoft.com/office/word/2010/wordprocessingCanvas" xmlns:cx="http://schemas.microsoft.com/office/drawing/2014/chartex" xmlns:cx1="http://schemas.microsoft.com/office/drawing/2015/9/8/chartex" xmlns:cx2="http://schemas.microsoft.com/office/drawing/2015/10/21/chartex" xmlns:cx3="http://schemas.microsoft.com/office/drawing/2016/5/9/chartex" xmlns:cx4="http://schemas.microsoft.com/office/drawing/2016/5/10/chartex" xmlns:cx5="http://schemas.microsoft.com/office/drawing/2016/5/11/chartex" xmlns:cx6="http://schemas.microsoft.com/office/drawing/2016/5/12/chartex" xmlns:cx7="http://schemas.microsoft.com/office/drawing/2016/5/13/chartex" xmlns:cx8="http://schemas.microsoft.com/office/drawing/2016/5/14/chartex" xmlns:mc="http://schemas.openxmlformats.org/markup-compatibility/2006" xmlns:aink="http://schemas.microsoft.com/office/drawing/2016/ink" xmlns:am3d="http://schemas.microsoft.com/office/drawing/2017/model3d" xmlns:o="urn:schemas-microsoft-com:office:office" xmlns:oel="http://schemas.microsoft.com/office/2019/extlst" xmlns:r="http://schemas.openxmlformats.org/officeDocument/2006/relationships" xmlns:m="http://schemas.openxmlformats.org/officeDocument/2006/math" xmlns:v="urn:schemas-microsoft-com:vml" xmlns:wp14="http://schemas.microsoft.com/office/word/2010/wordprocessingDrawing" xmlns:wp="http://schemas.openxmlformats.org/drawingml/2006/wordprocessingDrawing" xmlns:w10="urn:schemas-microsoft-com:office:word" xmlns:w14="http://schemas.microsoft.com/office/word/2010/wordml" xmlns:w15="http://schemas.microsoft.com/office/word/2012/wordml" xmlns:w16cex="http://schemas.microsoft.com/office/word/2018/wordml/cex" xmlns:w16cid="http://schemas.microsoft.com/office/word/2016/wordml/cid" xmlns:w16="http://schemas.microsoft.com/office/word/2018/wordml" xmlns:w16du="http://schemas.microsoft.com/office/word/2023/wordml/word16du" xmlns:w16sdtdh="http://schemas.microsoft.com/office/word/2020/wordml/sdtdatahash" xmlns:w16sdtfl="http://schemas.microsoft.com/office/word/2024/wordml/sdtformatlock" xmlns:w16se="http://schemas.microsoft.com/office/word/2015/wordml/symex" xmlns:wpg="http://schemas.microsoft.com/office/word/2010/wordprocessingGroup" xmlns:wpi="http://schemas.microsoft.com/office/word/2010/wordprocessingInk" xmlns:wne="http://schemas.microsoft.com/office/word/2006/wordml" xmlns:wps="http://schemas.microsoft.com/office/word/2010/wordprocessingShape" mc:Ignorable="w14 w15 w16 w16cex w16cid w16du w16sdtdh w16sdtfl w16se wp14">
+<w:ftr xmlns:aink="http://schemas.microsoft.com/office/drawing/2016/ink" xmlns:am3d="http://schemas.microsoft.com/office/drawing/2017/model3d" xmlns:cx="http://schemas.microsoft.com/office/drawing/2014/chartex" xmlns:cx1="http://schemas.microsoft.com/office/drawing/2015/9/8/chartex" xmlns:cx2="http://schemas.microsoft.com/office/drawing/2015/10/21/chartex" xmlns:cx3="http://schemas.microsoft.com/office/drawing/2016/5/9/chartex" xmlns:cx4="http://schemas.microsoft.com/office/drawing/2016/5/10/chartex" xmlns:cx5="http://schemas.microsoft.com/office/drawing/2016/5/11/chartex" xmlns:cx6="http://schemas.microsoft.com/office/drawing/2016/5/12/chartex" xmlns:cx7="http://schemas.microsoft.com/office/drawing/2016/5/13/chartex" xmlns:cx8="http://schemas.microsoft.com/office/drawing/2016/5/14/chartex" xmlns:m="http://schemas.openxmlformats.org/officeDocument/2006/math" xmlns:mc="http://schemas.openxmlformats.org/markup-compatibility/2006" xmlns:o="urn:schemas-microsoft-com:office:office" xmlns:oel="http://schemas.microsoft.com/office/2019/extlst" xmlns:r="http://schemas.openxmlformats.org/officeDocument/2006/relationships" xmlns:v="urn:schemas-microsoft-com:vml" xmlns:w="http://schemas.openxmlformats.org/wordprocessingml/2006/main" xmlns:w10="urn:schemas-microsoft-com:office:word" xmlns:w14="http://schemas.microsoft.com/office/word/2010/wordml" xmlns:w15="http://schemas.microsoft.com/office/word/2012/wordml" xmlns:w16="http://schemas.microsoft.com/office/word/2018/wordml" xmlns:w16cex="http://schemas.microsoft.com/office/word/2018/wordml/cex" xmlns:w16cid="http://schemas.microsoft.com/office/word/2016/wordml/cid" xmlns:w16du="http://schemas.microsoft.com/office/word/2023/wordml/word16du" xmlns:w16sdtdh="http://schemas.microsoft.com/office/word/2020/wordml/sdtdatahash" xmlns:w16sdtfl="http://schemas.microsoft.com/office/word/2024/wordml/sdtformatlock" xmlns:w16se="http://schemas.microsoft.com/office/word/2015/wordml/symex" xmlns:wne="http://schemas.microsoft.com/office/word/2006/wordml" xmlns:wp="http://schemas.openxmlformats.org/drawingml/2006/wordprocessingDrawing" xmlns:wp14="http://schemas.microsoft.com/office/word/2010/wordprocessingDrawing" xmlns:wpc="http://schemas.microsoft.com/office/word/2010/wordprocessingCanvas" xmlns:wpg="http://schemas.microsoft.com/office/word/2010/wordprocessingGroup" xmlns:wpi="http://schemas.microsoft.com/office/word/2010/wordprocessingInk" xmlns:wps="http://schemas.microsoft.com/office/word/2010/wordprocessingShape" mc:Ignorable="w14 w15 w16 w16cex w16cid w16du w16sdtdh w16sdtfl w16se wp14">
   <w:p>
     <w:r>
       <w:t>Thank you for your business!</w:t>
@@ -413,7 +413,7 @@
 </file>
 
 <file path=word/header1.xml><?xml version="1.0" encoding="utf-8"?>
-<w:hdr xmlns:w="http://schemas.openxmlformats.org/wordprocessingml/2006/main" xmlns:wpc="http://schemas.microsoft.com/office/word/2010/wordprocessingCanvas" xmlns:cx="http://schemas.microsoft.com/office/drawing/2014/chartex" xmlns:cx1="http://schemas.microsoft.com/office/drawing/2015/9/8/chartex" xmlns:cx2="http://schemas.microsoft.com/office/drawing/2015/10/21/chartex" xmlns:cx3="http://schemas.microsoft.com/office/drawing/2016/5/9/chartex" xmlns:cx4="http://schemas.microsoft.com/office/drawing/2016/5/10/chartex" xmlns:cx5="http://schemas.microsoft.com/office/drawing/2016/5/11/chartex" xmlns:cx6="http://schemas.microsoft.com/office/drawing/2016/5/12/chartex" xmlns:cx7="http://schemas.microsoft.com/office/drawing/2016/5/13/chartex" xmlns:cx8="http://schemas.microsoft.com/office/drawing/2016/5/14/chartex" xmlns:mc="http://schemas.openxmlformats.org/markup-compatibility/2006" xmlns:aink="http://schemas.microsoft.com/office/drawing/2016/ink" xmlns:am3d="http://schemas.microsoft.com/office/drawing/2017/model3d" xmlns:o="urn:schemas-microsoft-com:office:office" xmlns:oel="http://schemas.microsoft.com/office/2019/extlst" xmlns:r="http://schemas.openxmlformats.org/officeDocument/2006/relationships" xmlns:m="http://schemas.openxmlformats.org/officeDocument/2006/math" xmlns:v="urn:schemas-microsoft-com:vml" xmlns:wp14="http://schemas.microsoft.com/office/word/2010/wordprocessingDrawing" xmlns:wp="http://schemas.openxmlformats.org/drawingml/2006/wordprocessingDrawing" xmlns:w10="urn:schemas-microsoft-com:office:word" xmlns:w14="http://schemas.microsoft.com/office/word/2010/wordml" xmlns:w15="http://schemas.microsoft.com/office/word/2012/wordml" xmlns:w16cex="http://schemas.microsoft.com/office/word/2018/wordml/cex" xmlns:w16cid="http://schemas.microsoft.com/office/word/2016/wordml/cid" xmlns:w16="http://schemas.microsoft.com/office/word/2018/wordml" xmlns:w16du="http://schemas.microsoft.com/office/word/2023/wordml/word16du" xmlns:w16sdtdh="http://schemas.microsoft.com/office/word/2020/wordml/sdtdatahash" xmlns:w16sdtfl="http://schemas.microsoft.com/office/word/2024/wordml/sdtformatlock" xmlns:w16se="http://schemas.microsoft.com/office/word/2015/wordml/symex" xmlns:wpg="http://schemas.microsoft.com/office/word/2010/wordprocessingGroup" xmlns:wpi="http://schemas.microsoft.com/office/word/2010/wordprocessingInk" xmlns:wne="http://schemas.microsoft.com/office/word/2006/wordml" xmlns:wps="http://schemas.microsoft.com/office/word/2010/wordprocessingShape" mc:Ignorable="w14 w15 w16 w16cex w16cid w16du w16sdtdh w16sdtfl w16se wp14">
+<w:hdr xmlns:aink="http://schemas.microsoft.com/office/drawing/2016/ink" xmlns:am3d="http://schemas.microsoft.com/office/drawing/2017/model3d" xmlns:cx="http://schemas.microsoft.com/office/drawing/2014/chartex" xmlns:cx1="http://schemas.microsoft.com/office/drawing/2015/9/8/chartex" xmlns:cx2="http://schemas.microsoft.com/office/drawing/2015/10/21/chartex" xmlns:cx3="http://schemas.microsoft.com/office/drawing/2016/5/9/chartex" xmlns:cx4="http://schemas.microsoft.com/office/drawing/2016/5/10/chartex" xmlns:cx5="http://schemas.microsoft.com/office/drawing/2016/5/11/chartex" xmlns:cx6="http://schemas.microsoft.com/office/drawing/2016/5/12/chartex" xmlns:cx7="http://schemas.microsoft.com/office/drawing/2016/5/13/chartex" xmlns:cx8="http://schemas.microsoft.com/office/drawing/2016/5/14/chartex" xmlns:m="http://schemas.openxmlformats.org/officeDocument/2006/math" xmlns:mc="http://schemas.openxmlformats.org/markup-compatibility/2006" xmlns:o="urn:schemas-microsoft-com:office:office" xmlns:oel="http://schemas.microsoft.com/office/2019/extlst" xmlns:r="http://schemas.openxmlformats.org/officeDocument/2006/relationships" xmlns:v="urn:schemas-microsoft-com:vml" xmlns:w="http://schemas.openxmlformats.org/wordprocessingml/2006/main" xmlns:w10="urn:schemas-microsoft-com:office:word" xmlns:w14="http://schemas.microsoft.com/office/word/2010/wordml" xmlns:w15="http://schemas.microsoft.com/office/word/2012/wordml" xmlns:w16="http://schemas.microsoft.com/office/word/2018/wordml" xmlns:w16cex="http://schemas.microsoft.com/office/word/2018/wordml/cex" xmlns:w16cid="http://schemas.microsoft.com/office/word/2016/wordml/cid" xmlns:w16du="http://schemas.microsoft.com/office/word/2023/wordml/word16du" xmlns:w16sdtdh="http://schemas.microsoft.com/office/word/2020/wordml/sdtdatahash" xmlns:w16sdtfl="http://schemas.microsoft.com/office/word/2024/wordml/sdtformatlock" xmlns:w16se="http://schemas.microsoft.com/office/word/2015/wordml/symex" xmlns:wne="http://schemas.microsoft.com/office/word/2006/wordml" xmlns:wp="http://schemas.openxmlformats.org/drawingml/2006/wordprocessingDrawing" xmlns:wp14="http://schemas.microsoft.com/office/word/2010/wordprocessingDrawing" xmlns:wpc="http://schemas.microsoft.com/office/word/2010/wordprocessingCanvas" xmlns:wpg="http://schemas.microsoft.com/office/word/2010/wordprocessingGroup" xmlns:wpi="http://schemas.microsoft.com/office/word/2010/wordprocessingInk" xmlns:wps="http://schemas.microsoft.com/office/word/2010/wordprocessingShape" mc:Ignorable="w14 w15 w16 w16cex w16cid w16du w16sdtdh w16sdtfl w16se wp14">
   <w:p>
     <w:r>
       <w:rPr>
@@ -432,7 +432,7 @@
 </file>
 
 <file path=word/styles.xml><?xml version="1.0" encoding="utf-8"?>
-<w:styles xmlns:w="http://schemas.openxmlformats.org/wordprocessingml/2006/main" xmlns:mc="http://schemas.openxmlformats.org/markup-compatibility/2006" xmlns:r="http://schemas.openxmlformats.org/officeDocument/2006/relationships" xmlns:w14="http://schemas.microsoft.com/office/word/2010/wordml" xmlns:w15="http://schemas.microsoft.com/office/word/2012/wordml" xmlns:wp14="http://schemas.microsoft.com/office/word/2010/wordprocessingDrawing" xmlns:w16cex="http://schemas.microsoft.com/office/word/2018/wordml/cex" xmlns:w16cid="http://schemas.microsoft.com/office/word/2016/wordml/cid" xmlns:w16="http://schemas.microsoft.com/office/word/2018/wordml" xmlns:w16du="http://schemas.microsoft.com/office/word/2023/wordml/word16du" xmlns:w16sdtdh="http://schemas.microsoft.com/office/word/2020/wordml/sdtdatahash" xmlns:w16sdtfl="http://schemas.microsoft.com/office/word/2024/wordml/sdtformatlock" xmlns:w16se="http://schemas.microsoft.com/office/word/2015/wordml/symex" mc:Ignorable="w14 w15 w16 w16cex w16cid w16du w16sdtdh w16sdtfl w16se">
+<w:styles xmlns:mc="http://schemas.openxmlformats.org/markup-compatibility/2006" xmlns:r="http://schemas.openxmlformats.org/officeDocument/2006/relationships" xmlns:w="http://schemas.openxmlformats.org/wordprocessingml/2006/main" xmlns:w14="http://schemas.microsoft.com/office/word/2010/wordml" xmlns:w15="http://schemas.microsoft.com/office/word/2012/wordml" xmlns:w16="http://schemas.microsoft.com/office/word/2018/wordml" xmlns:w16cex="http://schemas.microsoft.com/office/word/2018/wordml/cex" xmlns:w16cid="http://schemas.microsoft.com/office/word/2016/wordml/cid" xmlns:w16du="http://schemas.microsoft.com/office/word/2023/wordml/word16du" xmlns:w16sdtdh="http://schemas.microsoft.com/office/word/2020/wordml/sdtdatahash" xmlns:w16sdtfl="http://schemas.microsoft.com/office/word/2024/wordml/sdtformatlock" xmlns:w16se="http://schemas.microsoft.com/office/word/2015/wordml/symex" xmlns:wp14="http://schemas.microsoft.com/office/word/2010/wordprocessingDrawing" mc:Ignorable="w14 w15 w16 w16cex w16cid w16du w16sdtdh w16sdtfl w16se">
   <w:docDefaults>
     <w:rPrDefault>
       <w:rPr>

--- a/examples/generated/invoice.docx
+++ b/examples/generated/invoice.docx
@@ -20,6 +20,86 @@
         </w:pBdr>
       </w:pPr>
     </w:p>
+    <w:tbl>
+      <w:tblPr>
+        <w:tblW w:w="0" w:type="auto"/>
+        <w:tblLook w:val="04A0" w:firstRow="1" w:lastRow="0" w:firstColumn="1" w:lastColumn="0" w:noHBand="0" w:noVBand="1"/>
+      </w:tblPr>
+      <w:tblGrid>
+        <w:gridCol/>
+        <w:gridCol/>
+      </w:tblGrid>
+      <w:tr>
+        <w:tc>
+          <w:tcPr>
+            <w:tcW w:w="0" w:type="auto"/>
+          </w:tcPr>
+          <w:p>
+            <w:r>
+              <w:t xml:space="preserve">From: </w:t>
+            </w:r>
+            <w:r>
+              <w:rPr>
+                <w:b/>
+              </w:rPr>
+              <w:t>Acme Services Inc.</w:t>
+            </w:r>
+            <w:r>
+              <w:br w:type="line"/>
+            </w:r>
+            <w:r>
+              <w:t>123 Business Ave</w:t>
+            </w:r>
+            <w:r>
+              <w:br w:type="line"/>
+            </w:r>
+            <w:r>
+              <w:t>San Francisco, CA 94102</w:t>
+            </w:r>
+            <w:r>
+              <w:br w:type="line"/>
+            </w:r>
+            <w:r>
+              <w:t>contact@acme.com</w:t>
+            </w:r>
+          </w:p>
+        </w:tc>
+        <w:tc>
+          <w:tcPr>
+            <w:tcW w:w="0" w:type="auto"/>
+          </w:tcPr>
+          <w:p>
+            <w:r>
+              <w:t xml:space="preserve">To: </w:t>
+            </w:r>
+            <w:r>
+              <w:rPr>
+                <w:b/>
+              </w:rPr>
+              <w:t>Client Corporation</w:t>
+            </w:r>
+            <w:r>
+              <w:br w:type="line"/>
+            </w:r>
+            <w:r>
+              <w:t>456 Client Street</w:t>
+            </w:r>
+            <w:r>
+              <w:br w:type="line"/>
+            </w:r>
+            <w:r>
+              <w:t>New York, NY 10001</w:t>
+            </w:r>
+            <w:r>
+              <w:br w:type="line"/>
+            </w:r>
+            <w:r>
+              <w:t>billing@client.com</w:t>
+            </w:r>
+          </w:p>
+        </w:tc>
+      </w:tr>
+    </w:tbl>
     <w:p>
       <w:r>
         <w:t xml:space="preserve">Invoice Number: </w:t>
@@ -57,6 +137,260 @@
         </w:pBdr>
       </w:pPr>
     </w:p>
+    <w:tbl>
+      <w:tblPr>
+        <w:tblW w:w="0" w:type="auto"/>
+        <w:tblLook w:val="04A0" w:firstRow="1" w:lastRow="0" w:firstColumn="1" w:lastColumn="0" w:noHBand="0" w:noVBand="1"/>
+      </w:tblPr>
+      <w:tblGrid>
+        <w:gridCol/>
+        <w:gridCol/>
+        <w:gridCol/>
+        <w:gridCol/>
+      </w:tblGrid>
+      <w:tr>
+        <w:tc>
+          <w:tcPr>
+            <w:tcW w:w="0" w:type="auto"/>
+            <w:shd w:val="clear" w:fill="2E5090"/>
+          </w:tcPr>
+          <w:p>
+            <w:r>
+              <w:t>Description</w:t>
+            </w:r>
+          </w:p>
+        </w:tc>
+        <w:tc>
+          <w:tcPr>
+            <w:tcW w:w="0" w:type="auto"/>
+            <w:shd w:val="clear" w:fill="2E5090"/>
+          </w:tcPr>
+          <w:p>
+            <w:r>
+              <w:t>Qty</w:t>
+            </w:r>
+          </w:p>
+        </w:tc>
+        <w:tc>
+          <w:tcPr>
+            <w:tcW w:w="0" w:type="auto"/>
+            <w:shd w:val="clear" w:fill="2E5090"/>
+          </w:tcPr>
+          <w:p>
+            <w:r>
+              <w:t>Unit Price</w:t>
+            </w:r>
+          </w:p>
+        </w:tc>
+        <w:tc>
+          <w:tcPr>
+            <w:tcW w:w="0" w:type="auto"/>
+            <w:shd w:val="clear" w:fill="2E5090"/>
+          </w:tcPr>
+          <w:p>
+            <w:r>
+              <w:t>Amount</w:t>
+            </w:r>
+          </w:p>
+        </w:tc>
+      </w:tr>
+      <w:tr>
+        <w:tc>
+          <w:tcPr>
+            <w:tcW w:w="0" w:type="auto"/>
+          </w:tcPr>
+          <w:p>
+            <w:r>
+              <w:t>Consulting Services</w:t>
+            </w:r>
+          </w:p>
+        </w:tc>
+        <w:tc>
+          <w:tcPr>
+            <w:tcW w:w="0" w:type="auto"/>
+          </w:tcPr>
+          <w:p>
+            <w:r>
+              <w:t>40</w:t>
+            </w:r>
+          </w:p>
+        </w:tc>
+        <w:tc>
+          <w:tcPr>
+            <w:tcW w:w="0" w:type="auto"/>
+          </w:tcPr>
+          <w:p>
+            <w:r>
+              <w:t>$150.00</w:t>
+            </w:r>
+          </w:p>
+        </w:tc>
+        <w:tc>
+          <w:tcPr>
+            <w:tcW w:w="0" w:type="auto"/>
+          </w:tcPr>
+          <w:p>
+            <w:r>
+              <w:t>$6,000.00</w:t>
+            </w:r>
+          </w:p>
+        </w:tc>
+      </w:tr>
+      <w:tr>
+        <w:tc>
+          <w:tcPr>
+            <w:tcW w:w="0" w:type="auto"/>
+          </w:tcPr>
+          <w:p>
+            <w:r>
+              <w:t>Software Development</w:t>
+            </w:r>
+          </w:p>
+        </w:tc>
+        <w:tc>
+          <w:tcPr>
+            <w:tcW w:w="0" w:type="auto"/>
+          </w:tcPr>
+          <w:p>
+            <w:r>
+              <w:t>80</w:t>
+            </w:r>
+          </w:p>
+        </w:tc>
+        <w:tc>
+          <w:tcPr>
+            <w:tcW w:w="0" w:type="auto"/>
+          </w:tcPr>
+          <w:p>
+            <w:r>
+              <w:t>$200.00</w:t>
+            </w:r>
+          </w:p>
+        </w:tc>
+        <w:tc>
+          <w:tcPr>
+            <w:tcW w:w="0" w:type="auto"/>
+          </w:tcPr>
+          <w:p>
+            <w:r>
+              <w:t>$16,000.00</w:t>
+            </w:r>
+          </w:p>
+        </w:tc>
+      </w:tr>
+      <w:tr>
+        <w:tc>
+          <w:tcPr>
+            <w:tcW w:w="0" w:type="auto"/>
+          </w:tcPr>
+          <w:p>
+            <w:r>
+              <w:t>Project Management</w:t>
+            </w:r>
+          </w:p>
+        </w:tc>
+        <w:tc>
+          <w:tcPr>
+            <w:tcW w:w="0" w:type="auto"/>
+          </w:tcPr>
+          <w:p>
+            <w:r>
+              <w:t>20</w:t>
+            </w:r>
+          </w:p>
+        </w:tc>
+        <w:tc>
+          <w:tcPr>
+            <w:tcW w:w="0" w:type="auto"/>
+          </w:tcPr>
+          <w:p>
+            <w:r>
+              <w:t>$175.00</w:t>
+            </w:r>
+          </w:p>
+        </w:tc>
+        <w:tc>
+          <w:tcPr>
+            <w:tcW w:w="0" w:type="auto"/>
+          </w:tcPr>
+          <w:p>
+            <w:r>
+              <w:t>$3,500.00</w:t>
+            </w:r>
+          </w:p>
+        </w:tc>
+      </w:tr>
+      <w:tr>
+        <w:tc>
+          <w:tcPr>
+            <w:tcW w:w="0" w:type="auto"/>
+          </w:tcPr>
+          <w:p>
+            <w:r>
+              <w:t>Quality Assurance</w:t>
+            </w:r>
+          </w:p>
+        </w:tc>
+        <w:tc>
+          <w:tcPr>
+            <w:tcW w:w="0" w:type="auto"/>
+          </w:tcPr>
+          <w:p>
+            <w:r>
+              <w:t>15</w:t>
+            </w:r>
+          </w:p>
+        </w:tc>
+        <w:tc>
+          <w:tcPr>
+            <w:tcW w:w="0" w:type="auto"/>
+          </w:tcPr>
+          <w:p>
+            <w:r>
+              <w:t>$125.00</w:t>
+            </w:r>
+          </w:p>
+        </w:tc>
+        <w:tc>
+          <w:tcPr>
+            <w:tcW w:w="0" w:type="auto"/>
+          </w:tcPr>
+          <w:p>
+            <w:r>
+              <w:t>$1,875.00</w:t>
+            </w:r>
+          </w:p>
+        </w:tc>
+      </w:tr>
+      <w:tr>
+        <w:tc>
+          <w:tcPr>
+            <w:tcW w:w="0" w:type="auto"/>
+            <w:gridSpan w:val="3"/>
+          </w:tcPr>
+          <w:p>
+            <w:r>
+              <w:t/>
+            </w:r>
+          </w:p>
+        </w:tc>
+        <w:tc>
+          <w:tcPr>
+            <w:tcW w:w="0" w:type="auto"/>
+            <w:shd w:val="clear" w:fill="E2EFDA"/>
+          </w:tcPr>
+          <w:p>
+            <w:r>
+              <w:rPr>
+                <w:sz w:val="44"/>
+                <w:b/>
+              </w:rPr>
+              <w:t>Total: $27,375.00</w:t>
+            </w:r>
+          </w:p>
+        </w:tc>
+      </w:tr>
+    </w:tbl>
     <w:p>
       <w:pPr>
         <w:spacing w:after="0"/>
@@ -73,315 +407,12 @@
         <w:t xml:space="preserve">Payment Terms: </w:t>
       </w:r>
       <w:r>
-        <w:t>Net 30 days. Please reference invoice number INV-2025-0042 on your payment.</w:t>
+        <w:t xml:space="preserve">Net 30 days. Please reference invoice number INV-2025-0042 </w:t>
+      </w:r>
+      <w:r>
+        <w:t>on your payment.</w:t>
       </w:r>
     </w:p>
-    <w:tbl>
-      <w:tblPr>
-        <w:tblW w:w="0" w:type="auto"/>
-        <w:tblLook w:val="04A0" w:firstRow="1" w:lastRow="0" w:firstColumn="1" w:lastColumn="0" w:noHBand="0" w:noVBand="1"/>
-      </w:tblPr>
-      <w:tblGrid>
-        <w:gridCol/>
-        <w:gridCol/>
-      </w:tblGrid>
-      <w:tr>
-        <w:tc>
-          <w:tcPr>
-            <w:tcW w:w="0" w:type="auto"/>
-          </w:tcPr>
-          <w:p>
-            <w:r>
-              <w:t xml:space="preserve">From: </w:t>
-            </w:r>
-            <w:r>
-              <w:rPr>
-                <w:b/>
-              </w:rPr>
-              <w:t>Acme Services Inc.</w:t>
-            </w:r>
-            <w:r>
-              <w:t>123 Business AveSan Francisco, CA 94102contact@acme.com</w:t>
-              <w:br w:type="line"/>
-            </w:r>
-          </w:p>
-        </w:tc>
-        <w:tc>
-          <w:tcPr>
-            <w:tcW w:w="0" w:type="auto"/>
-          </w:tcPr>
-          <w:p>
-            <w:r>
-              <w:t xml:space="preserve">To: </w:t>
-            </w:r>
-            <w:r>
-              <w:rPr>
-                <w:b/>
-              </w:rPr>
-              <w:t>Client Corporation</w:t>
-            </w:r>
-            <w:r>
-              <w:t>456 Client StreetNew York, NY 10001billing@client.com</w:t>
-              <w:br w:type="line"/>
-            </w:r>
-          </w:p>
-        </w:tc>
-      </w:tr>
-    </w:tbl>
-    <w:tbl>
-      <w:tblPr>
-        <w:tblW w:w="0" w:type="auto"/>
-        <w:tblLook w:val="04A0" w:firstRow="1" w:lastRow="0" w:firstColumn="1" w:lastColumn="0" w:noHBand="0" w:noVBand="1"/>
-      </w:tblPr>
-      <w:tblGrid>
-        <w:gridCol/>
-        <w:gridCol/>
-        <w:gridCol/>
-        <w:gridCol/>
-      </w:tblGrid>
-      <w:tr>
-        <w:tc>
-          <w:tcPr>
-            <w:tcW w:w="0" w:type="auto"/>
-            <w:shd w:val="clear" w:fill="2E5090"/>
-          </w:tcPr>
-          <w:p>
-            <w:r>
-              <w:t>Description</w:t>
-            </w:r>
-          </w:p>
-        </w:tc>
-        <w:tc>
-          <w:tcPr>
-            <w:tcW w:w="0" w:type="auto"/>
-            <w:shd w:val="clear" w:fill="2E5090"/>
-          </w:tcPr>
-          <w:p>
-            <w:r>
-              <w:t>Qty</w:t>
-            </w:r>
-          </w:p>
-        </w:tc>
-        <w:tc>
-          <w:tcPr>
-            <w:tcW w:w="0" w:type="auto"/>
-            <w:shd w:val="clear" w:fill="2E5090"/>
-          </w:tcPr>
-          <w:p>
-            <w:r>
-              <w:t>Unit Price</w:t>
-            </w:r>
-          </w:p>
-        </w:tc>
-        <w:tc>
-          <w:tcPr>
-            <w:tcW w:w="0" w:type="auto"/>
-            <w:shd w:val="clear" w:fill="2E5090"/>
-          </w:tcPr>
-          <w:p>
-            <w:r>
-              <w:t>Amount</w:t>
-            </w:r>
-          </w:p>
-        </w:tc>
-      </w:tr>
-      <w:tr>
-        <w:tc>
-          <w:tcPr>
-            <w:tcW w:w="0" w:type="auto"/>
-          </w:tcPr>
-          <w:p>
-            <w:r>
-              <w:t>Consulting Services</w:t>
-            </w:r>
-          </w:p>
-        </w:tc>
-        <w:tc>
-          <w:tcPr>
-            <w:tcW w:w="0" w:type="auto"/>
-          </w:tcPr>
-          <w:p>
-            <w:r>
-              <w:t>40</w:t>
-            </w:r>
-          </w:p>
-        </w:tc>
-        <w:tc>
-          <w:tcPr>
-            <w:tcW w:w="0" w:type="auto"/>
-          </w:tcPr>
-          <w:p>
-            <w:r>
-              <w:t>$150.00</w:t>
-            </w:r>
-          </w:p>
-        </w:tc>
-        <w:tc>
-          <w:tcPr>
-            <w:tcW w:w="0" w:type="auto"/>
-          </w:tcPr>
-          <w:p>
-            <w:r>
-              <w:t>$6,000.00</w:t>
-            </w:r>
-          </w:p>
-        </w:tc>
-      </w:tr>
-      <w:tr>
-        <w:tc>
-          <w:tcPr>
-            <w:tcW w:w="0" w:type="auto"/>
-          </w:tcPr>
-          <w:p>
-            <w:r>
-              <w:t>Software Development</w:t>
-            </w:r>
-          </w:p>
-        </w:tc>
-        <w:tc>
-          <w:tcPr>
-            <w:tcW w:w="0" w:type="auto"/>
-          </w:tcPr>
-          <w:p>
-            <w:r>
-              <w:t>80</w:t>
-            </w:r>
-          </w:p>
-        </w:tc>
-        <w:tc>
-          <w:tcPr>
-            <w:tcW w:w="0" w:type="auto"/>
-          </w:tcPr>
-          <w:p>
-            <w:r>
-              <w:t>$200.00</w:t>
-            </w:r>
-          </w:p>
-        </w:tc>
-        <w:tc>
-          <w:tcPr>
-            <w:tcW w:w="0" w:type="auto"/>
-          </w:tcPr>
-          <w:p>
-            <w:r>
-              <w:t>$16,000.00</w:t>
-            </w:r>
-          </w:p>
-        </w:tc>
-      </w:tr>
-      <w:tr>
-        <w:tc>
-          <w:tcPr>
-            <w:tcW w:w="0" w:type="auto"/>
-          </w:tcPr>
-          <w:p>
-            <w:r>
-              <w:t>Project Management</w:t>
-            </w:r>
-          </w:p>
-        </w:tc>
-        <w:tc>
-          <w:tcPr>
-            <w:tcW w:w="0" w:type="auto"/>
-          </w:tcPr>
-          <w:p>
-            <w:r>
-              <w:t>20</w:t>
-            </w:r>
-          </w:p>
-        </w:tc>
-        <w:tc>
-          <w:tcPr>
-            <w:tcW w:w="0" w:type="auto"/>
-          </w:tcPr>
-          <w:p>
-            <w:r>
-              <w:t>$175.00</w:t>
-            </w:r>
-          </w:p>
-        </w:tc>
-        <w:tc>
-          <w:tcPr>
-            <w:tcW w:w="0" w:type="auto"/>
-          </w:tcPr>
-          <w:p>
-            <w:r>
-              <w:t>$3,500.00</w:t>
-            </w:r>
-          </w:p>
-        </w:tc>
-      </w:tr>
-      <w:tr>
-        <w:tc>
-          <w:tcPr>
-            <w:tcW w:w="0" w:type="auto"/>
-          </w:tcPr>
-          <w:p>
-            <w:r>
-              <w:t>Quality Assurance</w:t>
-            </w:r>
-          </w:p>
-        </w:tc>
-        <w:tc>
-          <w:tcPr>
-            <w:tcW w:w="0" w:type="auto"/>
-          </w:tcPr>
-          <w:p>
-            <w:r>
-              <w:t>15</w:t>
-            </w:r>
-          </w:p>
-        </w:tc>
-        <w:tc>
-          <w:tcPr>
-            <w:tcW w:w="0" w:type="auto"/>
-          </w:tcPr>
-          <w:p>
-            <w:r>
-              <w:t>$125.00</w:t>
-            </w:r>
-          </w:p>
-        </w:tc>
-        <w:tc>
-          <w:tcPr>
-            <w:tcW w:w="0" w:type="auto"/>
-          </w:tcPr>
-          <w:p>
-            <w:r>
-              <w:t>$1,875.00</w:t>
-            </w:r>
-          </w:p>
-        </w:tc>
-      </w:tr>
-      <w:tr>
-        <w:tc>
-          <w:tcPr>
-            <w:tcW w:w="0" w:type="auto"/>
-            <w:gridSpan w:val="3"/>
-          </w:tcPr>
-          <w:p>
-            <w:r>
-              <w:t/>
-            </w:r>
-          </w:p>
-        </w:tc>
-        <w:tc>
-          <w:tcPr>
-            <w:tcW w:w="0" w:type="auto"/>
-            <w:shd w:val="clear" w:fill="E2EFDA"/>
-          </w:tcPr>
-          <w:p>
-            <w:r>
-              <w:rPr>
-                <w:sz w:val="44"/>
-                <w:b/>
-              </w:rPr>
-              <w:t>Total: $27,375.00</w:t>
-            </w:r>
-          </w:p>
-        </w:tc>
-      </w:tr>
-    </w:tbl>
     <w:sectPr>
       <w:headerReference w:type="default" r:id="rId6"/>
       <w:footerReference w:type="default" r:id="rId7"/>
@@ -399,9 +430,6 @@
   <w:p>
     <w:r>
       <w:t>Thank you for your business!</w:t>
-    </w:r>
-    <w:r>
-      <w:br w:type="line"/>
     </w:r>
   </w:p>
   <w:p>

--- a/examples/generated/invoice.docx
+++ b/examples/generated/invoice.docx
@@ -5,19 +5,19 @@
     <w:p>
       <w:r>
         <w:rPr>
-          <w:sz w:val="72"/>
           <w:b/>
           <w:color w:val="1F4E79"/>
+          <w:sz w:val="72"/>
         </w:rPr>
         <w:t>INVOICE</w:t>
       </w:r>
     </w:p>
     <w:p>
       <w:pPr>
-        <w:spacing w:after="0"/>
         <w:pBdr>
           <w:bottom w:val="single" w:sz="18" w:color="2E5090"/>
         </w:pBdr>
+        <w:spacing w:after="0"/>
       </w:pPr>
     </w:p>
     <w:tbl>
@@ -131,10 +131,10 @@
     </w:p>
     <w:p>
       <w:pPr>
-        <w:spacing w:after="0"/>
         <w:pBdr>
           <w:bottom w:val="single" w:sz="6" w:color="auto"/>
         </w:pBdr>
+        <w:spacing w:after="0"/>
       </w:pPr>
     </w:p>
     <w:tbl>
@@ -382,8 +382,8 @@
           <w:p>
             <w:r>
               <w:rPr>
+                <w:b/>
                 <w:sz w:val="44"/>
-                <w:b/>
               </w:rPr>
               <w:t>Total: $27,375.00</w:t>
             </w:r>
@@ -393,10 +393,10 @@
     </w:tbl>
     <w:p>
       <w:pPr>
-        <w:spacing w:after="0"/>
         <w:pBdr>
           <w:bottom w:val="single" w:sz="6" w:color="auto"/>
         </w:pBdr>
+        <w:spacing w:after="0"/>
       </w:pPr>
     </w:p>
     <w:p>
@@ -465,9 +465,9 @@
     <w:rPrDefault>
       <w:rPr>
         <w:rFonts w:asciiTheme="minorHAnsi" w:eastAsiaTheme="minorEastAsia" w:hAnsiTheme="minorHAnsi" w:cstheme="minorBidi"/>
+        <w:kern w:val="2"/>
         <w:sz w:val="24"/>
         <w:szCs w:val="24"/>
-        <w:kern w:val="2"/>
         <w:lang w:val="en-US" w:eastAsia="zh-CN" w:bidi="ar-SA"/>
         <w14:ligatures w14:val="standardContextual"/>
       </w:rPr>
@@ -876,9 +876,9 @@
     </w:pPr>
     <w:rPr>
       <w:rFonts w:ascii="Calibri Light" w:hAnsi="Calibri Light"/>
-      <w:sz w:val="32"/>
       <w:b/>
       <w:color w:val="2E74B5"/>
+      <w:sz w:val="32"/>
     </w:rPr>
   </w:style>
   <w:style w:type="paragraph" w:styleId="Heading2">
@@ -893,9 +893,9 @@
     </w:pPr>
     <w:rPr>
       <w:rFonts w:ascii="Calibri Light" w:hAnsi="Calibri Light"/>
-      <w:sz w:val="26"/>
       <w:b/>
       <w:color w:val="2E74B5"/>
+      <w:sz w:val="26"/>
     </w:rPr>
   </w:style>
   <w:style w:type="paragraph" w:styleId="Heading3">
@@ -910,9 +910,9 @@
     </w:pPr>
     <w:rPr>
       <w:rFonts w:ascii="Calibri" w:hAnsi="Calibri"/>
-      <w:sz w:val="24"/>
       <w:b/>
       <w:color w:val="1F4E79"/>
+      <w:sz w:val="24"/>
     </w:rPr>
   </w:style>
   <w:style w:type="paragraph" w:styleId="Heading4">
@@ -927,9 +927,9 @@
     </w:pPr>
     <w:rPr>
       <w:rFonts w:ascii="Calibri" w:hAnsi="Calibri"/>
-      <w:sz w:val="22"/>
       <w:b/>
       <w:color w:val="2E74B5"/>
+      <w:sz w:val="22"/>
     </w:rPr>
   </w:style>
   <w:style w:type="paragraph" w:styleId="Heading5">
@@ -944,9 +944,9 @@
     </w:pPr>
     <w:rPr>
       <w:rFonts w:ascii="Calibri" w:hAnsi="Calibri"/>
-      <w:sz w:val="20"/>
       <w:b/>
       <w:color w:val="2E74B5"/>
+      <w:sz w:val="20"/>
     </w:rPr>
   </w:style>
   <w:style w:type="paragraph" w:styleId="Heading6">
@@ -961,9 +961,9 @@
     </w:pPr>
     <w:rPr>
       <w:rFonts w:ascii="Calibri" w:hAnsi="Calibri"/>
-      <w:sz w:val="20"/>
       <w:b/>
       <w:color w:val="1F3763"/>
+      <w:sz w:val="20"/>
     </w:rPr>
   </w:style>
   <w:style w:type="paragraph" w:styleId="Heading7">
@@ -978,9 +978,9 @@
     </w:pPr>
     <w:rPr>
       <w:rFonts w:ascii="Calibri" w:hAnsi="Calibri"/>
-      <w:sz w:val="20"/>
       <w:b/>
       <w:color w:val="2E74B5"/>
+      <w:sz w:val="20"/>
     </w:rPr>
   </w:style>
   <w:style w:type="paragraph" w:styleId="Heading8">
@@ -995,9 +995,9 @@
     </w:pPr>
     <w:rPr>
       <w:rFonts w:ascii="Calibri" w:hAnsi="Calibri"/>
-      <w:sz w:val="20"/>
       <w:b/>
       <w:color w:val="2E74B5"/>
+      <w:sz w:val="20"/>
     </w:rPr>
   </w:style>
   <w:style w:type="paragraph" w:styleId="Heading9">
@@ -1012,9 +1012,9 @@
     </w:pPr>
     <w:rPr>
       <w:rFonts w:ascii="Calibri" w:hAnsi="Calibri"/>
-      <w:sz w:val="20"/>
       <w:b/>
       <w:color w:val="2E74B5"/>
+      <w:sz w:val="20"/>
     </w:rPr>
   </w:style>
   <w:style w:type="character" w:styleId="Emphasis" w:customStyle="1">
@@ -1035,13 +1035,13 @@
     <w:semiHidden/>
     <w:unhideWhenUsed/>
     <w:tblPr>
+      <w:tblInd w:w="0" w:type="dxa"/>
       <w:tblCellMar>
         <w:top w:w="0" w:type="dxa"/>
         <w:left w:w="108" w:type="dxa"/>
         <w:bottom w:w="0" w:type="dxa"/>
         <w:right w:w="108" w:type="dxa"/>
       </w:tblCellMar>
-      <w:tblInd w:w="0" w:type="dxa"/>
     </w:tblPr>
   </w:style>
   <w:style w:type="numbering" w:styleId="NoList" w:default="1">
@@ -1246,6 +1246,5 @@
   </a:themeElements>
   <a:objectDefaults/>
   <a:extraClrSchemeLst/>
-  <a:extLst/>
 </a:theme>
 </file>
--- a/examples/generated/invoice.docx
+++ b/examples/generated/invoice.docx
@@ -414,8 +414,8 @@
       </w:r>
     </w:p>
     <w:sectPr>
-      <w:headerReference w:type="default" r:id="rId6"/>
-      <w:footerReference w:type="default" r:id="rId7"/>
+      <w:headerReference w:type="default" r:id="rId5"/>
+      <w:footerReference w:type="default" r:id="rId6"/>
       <w:pgSz w:w="12240" w:h="15840"/>
       <w:pgMar w:top="1440" w:bottom="1440" w:left="1440" w:right="1440" w:header="720" w:footer="720" w:gutter="0"/>
       <w:cols w:space="720"/>
@@ -862,7 +862,6 @@
   </w:style>
   <w:style w:type="character" w:styleId="DefaultParagraphFont" w:default="1">
     <w:name w:val="Default Paragraph Font"/>
-    <w:semiHidden/>
   </w:style>
   <w:style w:type="paragraph" w:styleId="Heading1">
     <w:name w:val="Heading 1"/>
